--- a/manuscript/manuscript.docx
+++ b/manuscript/manuscript.docx
@@ -47,7 +47,7 @@
         <w:pStyle w:val="Date"/>
       </w:pPr>
       <w:r>
-        <w:t xml:space="preserve">2026-03-06</w:t>
+        <w:t xml:space="preserve">2026-03-10</w:t>
       </w:r>
     </w:p>
     <w:p>
@@ -202,28 +202,31 @@
         </w:r>
       </w:hyperlink>
       <w:r>
+        <w:t xml:space="preserve"> </w:t>
+      </w:r>
+      <w:r>
         <w:t xml:space="preserve">)</w:t>
       </w:r>
       <w:r>
-        <w:t xml:space="preserve">. Building designers typically</w:t>
-      </w:r>
-      <w:r>
-        <w:t xml:space="preserve"> </w:t>
-      </w:r>
-      <w:r>
-        <w:t xml:space="preserve">address this issue by installing perimeter heating systems, such as</w:t>
-      </w:r>
-      <w:r>
-        <w:t xml:space="preserve"> </w:t>
-      </w:r>
-      <w:r>
-        <w:t xml:space="preserve">radiators or in-floor heating, to counteract the downdraft effect and</w:t>
-      </w:r>
-      <w:r>
-        <w:t xml:space="preserve"> </w:t>
-      </w:r>
-      <w:r>
-        <w:t xml:space="preserve">maintain occupant comfort.</w:t>
+        <w:t xml:space="preserve">. Building designers</w:t>
+      </w:r>
+      <w:r>
+        <w:t xml:space="preserve"> </w:t>
+      </w:r>
+      <w:r>
+        <w:t xml:space="preserve">typically address this issue by installing perimeter heating systems,</w:t>
+      </w:r>
+      <w:r>
+        <w:t xml:space="preserve"> </w:t>
+      </w:r>
+      <w:r>
+        <w:t xml:space="preserve">such as radiators or in-floor heating, to counteract the downdraft</w:t>
+      </w:r>
+      <w:r>
+        <w:t xml:space="preserve"> </w:t>
+      </w:r>
+      <w:r>
+        <w:t xml:space="preserve">effect and maintain occupant comfort.</w:t>
       </w:r>
     </w:p>
     <w:p>
@@ -1347,7 +1350,7 @@
     </w:p>
     <w:bookmarkEnd w:id="31"/>
     <w:bookmarkEnd w:id="32"/>
-    <w:bookmarkStart w:id="40" w:name="results"/>
+    <w:bookmarkStart w:id="48" w:name="results"/>
     <w:p>
       <w:pPr>
         <w:pStyle w:val="Heading1"/>
@@ -1400,12 +1403,12 @@
               <w:tblLook w:firstRow="1" w:lastRow="0" w:firstColumn="0" w:lastColumn="0" w:noHBand="0" w:noVBand="0" w:val="0020"/>
             </w:tblPr>
             <w:tblGrid>
-              <w:gridCol w:w="1827"/>
-              <w:gridCol w:w="1131"/>
-              <w:gridCol w:w="957"/>
-              <w:gridCol w:w="1044"/>
-              <w:gridCol w:w="1044"/>
-              <w:gridCol w:w="1914"/>
+              <w:gridCol w:w="1714"/>
+              <w:gridCol w:w="1061"/>
+              <w:gridCol w:w="1061"/>
+              <w:gridCol w:w="1143"/>
+              <w:gridCol w:w="1143"/>
+              <w:gridCol w:w="1796"/>
             </w:tblGrid>
             <w:tr>
               <w:trPr>
@@ -1526,46 +1529,46 @@
                     <w:jc w:val="center"/>
                   </w:pPr>
                   <w:r>
-                    <w:t xml:space="preserve">23.5 ± 5.9</w:t>
-                  </w:r>
-                </w:p>
-              </w:tc>
-              <w:tc>
-                <w:tcPr/>
-                <w:p>
-                  <w:pPr>
-                    <w:pStyle w:val="Compact"/>
-                    <w:jc w:val="left"/>
-                    <w:jc w:val="center"/>
-                  </w:pPr>
-                  <w:r>
-                    <w:t xml:space="preserve">1.70 ± 0.10</w:t>
-                  </w:r>
-                </w:p>
-              </w:tc>
-              <w:tc>
-                <w:tcPr/>
-                <w:p>
-                  <w:pPr>
-                    <w:pStyle w:val="Compact"/>
-                    <w:jc w:val="left"/>
-                    <w:jc w:val="center"/>
-                  </w:pPr>
-                  <w:r>
-                    <w:t xml:space="preserve">69.0 ± 11.8</w:t>
-                  </w:r>
-                </w:p>
-              </w:tc>
-              <w:tc>
-                <w:tcPr/>
-                <w:p>
-                  <w:pPr>
-                    <w:pStyle w:val="Compact"/>
-                    <w:jc w:val="left"/>
-                    <w:jc w:val="center"/>
-                  </w:pPr>
-                  <w:r>
-                    <w:t xml:space="preserve">23.9 ± 4.1</w:t>
+                    <w:t xml:space="preserve">23.5 +/- 5.9</w:t>
+                  </w:r>
+                </w:p>
+              </w:tc>
+              <w:tc>
+                <w:tcPr/>
+                <w:p>
+                  <w:pPr>
+                    <w:pStyle w:val="Compact"/>
+                    <w:jc w:val="left"/>
+                    <w:jc w:val="center"/>
+                  </w:pPr>
+                  <w:r>
+                    <w:t xml:space="preserve">1.70 +/- 0.10</w:t>
+                  </w:r>
+                </w:p>
+              </w:tc>
+              <w:tc>
+                <w:tcPr/>
+                <w:p>
+                  <w:pPr>
+                    <w:pStyle w:val="Compact"/>
+                    <w:jc w:val="left"/>
+                    <w:jc w:val="center"/>
+                  </w:pPr>
+                  <w:r>
+                    <w:t xml:space="preserve">69.0 +/- 11.8</w:t>
+                  </w:r>
+                </w:p>
+              </w:tc>
+              <w:tc>
+                <w:tcPr/>
+                <w:p>
+                  <w:pPr>
+                    <w:pStyle w:val="Compact"/>
+                    <w:jc w:val="left"/>
+                    <w:jc w:val="center"/>
+                  </w:pPr>
+                  <w:r>
+                    <w:t xml:space="preserve">23.9 +/- 4.1</w:t>
                   </w:r>
                 </w:p>
               </w:tc>
@@ -1606,46 +1609,46 @@
                     <w:jc w:val="center"/>
                   </w:pPr>
                   <w:r>
-                    <w:t xml:space="preserve">23.5 ± 6.4</w:t>
-                  </w:r>
-                </w:p>
-              </w:tc>
-              <w:tc>
-                <w:tcPr/>
-                <w:p>
-                  <w:pPr>
-                    <w:pStyle w:val="Compact"/>
-                    <w:jc w:val="left"/>
-                    <w:jc w:val="center"/>
-                  </w:pPr>
-                  <w:r>
-                    <w:t xml:space="preserve">1.65 ± 0.06</w:t>
-                  </w:r>
-                </w:p>
-              </w:tc>
-              <w:tc>
-                <w:tcPr/>
-                <w:p>
-                  <w:pPr>
-                    <w:pStyle w:val="Compact"/>
-                    <w:jc w:val="left"/>
-                    <w:jc w:val="center"/>
-                  </w:pPr>
-                  <w:r>
-                    <w:t xml:space="preserve">65.6 ± 11.5</w:t>
-                  </w:r>
-                </w:p>
-              </w:tc>
-              <w:tc>
-                <w:tcPr/>
-                <w:p>
-                  <w:pPr>
-                    <w:pStyle w:val="Compact"/>
-                    <w:jc w:val="left"/>
-                    <w:jc w:val="center"/>
-                  </w:pPr>
-                  <w:r>
-                    <w:t xml:space="preserve">24.3 ± 4.7</w:t>
+                    <w:t xml:space="preserve">23.5 +/- 6.4</w:t>
+                  </w:r>
+                </w:p>
+              </w:tc>
+              <w:tc>
+                <w:tcPr/>
+                <w:p>
+                  <w:pPr>
+                    <w:pStyle w:val="Compact"/>
+                    <w:jc w:val="left"/>
+                    <w:jc w:val="center"/>
+                  </w:pPr>
+                  <w:r>
+                    <w:t xml:space="preserve">1.65 +/- 0.06</w:t>
+                  </w:r>
+                </w:p>
+              </w:tc>
+              <w:tc>
+                <w:tcPr/>
+                <w:p>
+                  <w:pPr>
+                    <w:pStyle w:val="Compact"/>
+                    <w:jc w:val="left"/>
+                    <w:jc w:val="center"/>
+                  </w:pPr>
+                  <w:r>
+                    <w:t xml:space="preserve">65.6 +/- 11.5</w:t>
+                  </w:r>
+                </w:p>
+              </w:tc>
+              <w:tc>
+                <w:tcPr/>
+                <w:p>
+                  <w:pPr>
+                    <w:pStyle w:val="Compact"/>
+                    <w:jc w:val="left"/>
+                    <w:jc w:val="center"/>
+                  </w:pPr>
+                  <w:r>
+                    <w:t xml:space="preserve">24.3 +/- 4.7</w:t>
                   </w:r>
                 </w:p>
               </w:tc>
@@ -1686,46 +1689,46 @@
                     <w:jc w:val="center"/>
                   </w:pPr>
                   <w:r>
-                    <w:t xml:space="preserve">23.9 ± 5.6</w:t>
-                  </w:r>
-                </w:p>
-              </w:tc>
-              <w:tc>
-                <w:tcPr/>
-                <w:p>
-                  <w:pPr>
-                    <w:pStyle w:val="Compact"/>
-                    <w:jc w:val="left"/>
-                    <w:jc w:val="center"/>
-                  </w:pPr>
-                  <w:r>
-                    <w:t xml:space="preserve">1.79 ± 0.09</w:t>
-                  </w:r>
-                </w:p>
-              </w:tc>
-              <w:tc>
-                <w:tcPr/>
-                <w:p>
-                  <w:pPr>
-                    <w:pStyle w:val="Compact"/>
-                    <w:jc w:val="left"/>
-                    <w:jc w:val="center"/>
-                  </w:pPr>
-                  <w:r>
-                    <w:t xml:space="preserve">74.8 ± 9.6</w:t>
-                  </w:r>
-                </w:p>
-              </w:tc>
-              <w:tc>
-                <w:tcPr/>
-                <w:p>
-                  <w:pPr>
-                    <w:pStyle w:val="Compact"/>
-                    <w:jc w:val="left"/>
-                    <w:jc w:val="center"/>
-                  </w:pPr>
-                  <w:r>
-                    <w:t xml:space="preserve">23.4 ± 3.0</w:t>
+                    <w:t xml:space="preserve">23.9 +/- 5.6</w:t>
+                  </w:r>
+                </w:p>
+              </w:tc>
+              <w:tc>
+                <w:tcPr/>
+                <w:p>
+                  <w:pPr>
+                    <w:pStyle w:val="Compact"/>
+                    <w:jc w:val="left"/>
+                    <w:jc w:val="center"/>
+                  </w:pPr>
+                  <w:r>
+                    <w:t xml:space="preserve">1.79 +/- 0.09</w:t>
+                  </w:r>
+                </w:p>
+              </w:tc>
+              <w:tc>
+                <w:tcPr/>
+                <w:p>
+                  <w:pPr>
+                    <w:pStyle w:val="Compact"/>
+                    <w:jc w:val="left"/>
+                    <w:jc w:val="center"/>
+                  </w:pPr>
+                  <w:r>
+                    <w:t xml:space="preserve">74.8 +/- 9.6</w:t>
+                  </w:r>
+                </w:p>
+              </w:tc>
+              <w:tc>
+                <w:tcPr/>
+                <w:p>
+                  <w:pPr>
+                    <w:pStyle w:val="Compact"/>
+                    <w:jc w:val="left"/>
+                    <w:jc w:val="center"/>
+                  </w:pPr>
+                  <w:r>
+                    <w:t xml:space="preserve">23.4 +/- 3.0</w:t>
                   </w:r>
                 </w:p>
               </w:tc>
@@ -1766,46 +1769,46 @@
                     <w:jc w:val="center"/>
                   </w:pPr>
                   <w:r>
-                    <w:t xml:space="preserve">22.0 ± 1.0</w:t>
-                  </w:r>
-                </w:p>
-              </w:tc>
-              <w:tc>
-                <w:tcPr/>
-                <w:p>
-                  <w:pPr>
-                    <w:pStyle w:val="Compact"/>
-                    <w:jc w:val="left"/>
-                    <w:jc w:val="center"/>
-                  </w:pPr>
-                  <w:r>
-                    <w:t xml:space="preserve">1.61 ± 0.02</w:t>
-                  </w:r>
-                </w:p>
-              </w:tc>
-              <w:tc>
-                <w:tcPr/>
-                <w:p>
-                  <w:pPr>
-                    <w:pStyle w:val="Compact"/>
-                    <w:jc w:val="left"/>
-                    <w:jc w:val="center"/>
-                  </w:pPr>
-                  <w:r>
-                    <w:t xml:space="preserve">62.0 ± 14.9</w:t>
-                  </w:r>
-                </w:p>
-              </w:tc>
-              <w:tc>
-                <w:tcPr/>
-                <w:p>
-                  <w:pPr>
-                    <w:pStyle w:val="Compact"/>
-                    <w:jc w:val="left"/>
-                    <w:jc w:val="center"/>
-                  </w:pPr>
-                  <w:r>
-                    <w:t xml:space="preserve">23.9 ± 5.7</w:t>
+                    <w:t xml:space="preserve">22.0 +/- 1.0</w:t>
+                  </w:r>
+                </w:p>
+              </w:tc>
+              <w:tc>
+                <w:tcPr/>
+                <w:p>
+                  <w:pPr>
+                    <w:pStyle w:val="Compact"/>
+                    <w:jc w:val="left"/>
+                    <w:jc w:val="center"/>
+                  </w:pPr>
+                  <w:r>
+                    <w:t xml:space="preserve">1.61 +/- 0.02</w:t>
+                  </w:r>
+                </w:p>
+              </w:tc>
+              <w:tc>
+                <w:tcPr/>
+                <w:p>
+                  <w:pPr>
+                    <w:pStyle w:val="Compact"/>
+                    <w:jc w:val="left"/>
+                    <w:jc w:val="center"/>
+                  </w:pPr>
+                  <w:r>
+                    <w:t xml:space="preserve">62.0 +/- 14.9</w:t>
+                  </w:r>
+                </w:p>
+              </w:tc>
+              <w:tc>
+                <w:tcPr/>
+                <w:p>
+                  <w:pPr>
+                    <w:pStyle w:val="Compact"/>
+                    <w:jc w:val="left"/>
+                    <w:jc w:val="center"/>
+                  </w:pPr>
+                  <w:r>
+                    <w:t xml:space="preserve">23.9 +/- 5.7</w:t>
                   </w:r>
                 </w:p>
               </w:tc>
@@ -1846,14 +1849,15 @@
           <w:tbl>
             <w:tblPr>
               <w:tblStyle w:val="Table"/>
-              <w:tblW w:type="auto" w:w="0"/>
+              <w:tblW w:type="pct" w:w="5000"/>
+              <w:tblLayout w:type="fixed"/>
               <w:tblLook w:firstRow="1" w:lastRow="0" w:firstColumn="0" w:lastColumn="0" w:noHBand="0" w:noVBand="0" w:val="0020"/>
             </w:tblPr>
             <w:tblGrid>
-              <w:gridCol w:w="1980"/>
-              <w:gridCol w:w="1980"/>
-              <w:gridCol w:w="1980"/>
-              <w:gridCol w:w="1980"/>
+              <w:gridCol w:w="2900"/>
+              <w:gridCol w:w="1673"/>
+              <w:gridCol w:w="1673"/>
+              <w:gridCol w:w="1673"/>
             </w:tblGrid>
             <w:tr>
               <w:trPr>
@@ -1935,33 +1939,33 @@
                     <w:jc w:val="center"/>
                   </w:pPr>
                   <w:r>
-                    <w:t xml:space="preserve">21.88 ± 0.23</w:t>
-                  </w:r>
-                </w:p>
-              </w:tc>
-              <w:tc>
-                <w:tcPr/>
-                <w:p>
-                  <w:pPr>
-                    <w:pStyle w:val="Compact"/>
-                    <w:jc w:val="left"/>
-                    <w:jc w:val="center"/>
-                  </w:pPr>
-                  <w:r>
-                    <w:t xml:space="preserve">21.9 ± 0.31</w:t>
-                  </w:r>
-                </w:p>
-              </w:tc>
-              <w:tc>
-                <w:tcPr/>
-                <w:p>
-                  <w:pPr>
-                    <w:pStyle w:val="Compact"/>
-                    <w:jc w:val="left"/>
-                    <w:jc w:val="center"/>
-                  </w:pPr>
-                  <w:r>
-                    <w:t xml:space="preserve">21.85 ± 0.2</w:t>
+                    <w:t xml:space="preserve">21.88 +/- 0.23</w:t>
+                  </w:r>
+                </w:p>
+              </w:tc>
+              <w:tc>
+                <w:tcPr/>
+                <w:p>
+                  <w:pPr>
+                    <w:pStyle w:val="Compact"/>
+                    <w:jc w:val="left"/>
+                    <w:jc w:val="center"/>
+                  </w:pPr>
+                  <w:r>
+                    <w:t xml:space="preserve">21.9 +/- 0.31</w:t>
+                  </w:r>
+                </w:p>
+              </w:tc>
+              <w:tc>
+                <w:tcPr/>
+                <w:p>
+                  <w:pPr>
+                    <w:pStyle w:val="Compact"/>
+                    <w:jc w:val="left"/>
+                    <w:jc w:val="center"/>
+                  </w:pPr>
+                  <w:r>
+                    <w:t xml:space="preserve">21.85 +/- 0.2</w:t>
                   </w:r>
                 </w:p>
               </w:tc>
@@ -1989,33 +1993,33 @@
                     <w:jc w:val="center"/>
                   </w:pPr>
                   <w:r>
-                    <w:t xml:space="preserve">54.87 ± 5.52</w:t>
-                  </w:r>
-                </w:p>
-              </w:tc>
-              <w:tc>
-                <w:tcPr/>
-                <w:p>
-                  <w:pPr>
-                    <w:pStyle w:val="Compact"/>
-                    <w:jc w:val="left"/>
-                    <w:jc w:val="center"/>
-                  </w:pPr>
-                  <w:r>
-                    <w:t xml:space="preserve">52.33 ± 5.02</w:t>
-                  </w:r>
-                </w:p>
-              </w:tc>
-              <w:tc>
-                <w:tcPr/>
-                <w:p>
-                  <w:pPr>
-                    <w:pStyle w:val="Compact"/>
-                    <w:jc w:val="left"/>
-                    <w:jc w:val="center"/>
-                  </w:pPr>
-                  <w:r>
-                    <w:t xml:space="preserve">51.23 ± 4.76</w:t>
+                    <w:t xml:space="preserve">54.88 +/- 5.52</w:t>
+                  </w:r>
+                </w:p>
+              </w:tc>
+              <w:tc>
+                <w:tcPr/>
+                <w:p>
+                  <w:pPr>
+                    <w:pStyle w:val="Compact"/>
+                    <w:jc w:val="left"/>
+                    <w:jc w:val="center"/>
+                  </w:pPr>
+                  <w:r>
+                    <w:t xml:space="preserve">52.33 +/- 5.02</w:t>
+                  </w:r>
+                </w:p>
+              </w:tc>
+              <w:tc>
+                <w:tcPr/>
+                <w:p>
+                  <w:pPr>
+                    <w:pStyle w:val="Compact"/>
+                    <w:jc w:val="left"/>
+                    <w:jc w:val="center"/>
+                  </w:pPr>
+                  <w:r>
+                    <w:t xml:space="preserve">51.23 +/- 4.76</w:t>
                   </w:r>
                 </w:p>
               </w:tc>
@@ -2043,33 +2047,33 @@
                     <w:jc w:val="center"/>
                   </w:pPr>
                   <w:r>
-                    <w:t xml:space="preserve">0.14 ± 0.02</w:t>
-                  </w:r>
-                </w:p>
-              </w:tc>
-              <w:tc>
-                <w:tcPr/>
-                <w:p>
-                  <w:pPr>
-                    <w:pStyle w:val="Compact"/>
-                    <w:jc w:val="left"/>
-                    <w:jc w:val="center"/>
-                  </w:pPr>
-                  <w:r>
-                    <w:t xml:space="preserve">0.16 ± 0.01</w:t>
-                  </w:r>
-                </w:p>
-              </w:tc>
-              <w:tc>
-                <w:tcPr/>
-                <w:p>
-                  <w:pPr>
-                    <w:pStyle w:val="Compact"/>
-                    <w:jc w:val="left"/>
-                    <w:jc w:val="center"/>
-                  </w:pPr>
-                  <w:r>
-                    <w:t xml:space="preserve">0.18 ± 0.01</w:t>
+                    <w:t xml:space="preserve">0.14 +/- 0.02</w:t>
+                  </w:r>
+                </w:p>
+              </w:tc>
+              <w:tc>
+                <w:tcPr/>
+                <w:p>
+                  <w:pPr>
+                    <w:pStyle w:val="Compact"/>
+                    <w:jc w:val="left"/>
+                    <w:jc w:val="center"/>
+                  </w:pPr>
+                  <w:r>
+                    <w:t xml:space="preserve">0.16 +/- 0.01</w:t>
+                  </w:r>
+                </w:p>
+              </w:tc>
+              <w:tc>
+                <w:tcPr/>
+                <w:p>
+                  <w:pPr>
+                    <w:pStyle w:val="Compact"/>
+                    <w:jc w:val="left"/>
+                    <w:jc w:val="center"/>
+                  </w:pPr>
+                  <w:r>
+                    <w:t xml:space="preserve">0.18 +/- 0.01</w:t>
                   </w:r>
                 </w:p>
               </w:tc>
@@ -2097,33 +2101,33 @@
                     <w:jc w:val="center"/>
                   </w:pPr>
                   <w:r>
-                    <w:t xml:space="preserve">0.37 ± 0.02</w:t>
-                  </w:r>
-                </w:p>
-              </w:tc>
-              <w:tc>
-                <w:tcPr/>
-                <w:p>
-                  <w:pPr>
-                    <w:pStyle w:val="Compact"/>
-                    <w:jc w:val="left"/>
-                    <w:jc w:val="center"/>
-                  </w:pPr>
-                  <w:r>
-                    <w:t xml:space="preserve">0.39 ± 0.03</w:t>
-                  </w:r>
-                </w:p>
-              </w:tc>
-              <w:tc>
-                <w:tcPr/>
-                <w:p>
-                  <w:pPr>
-                    <w:pStyle w:val="Compact"/>
-                    <w:jc w:val="left"/>
-                    <w:jc w:val="center"/>
-                  </w:pPr>
-                  <w:r>
-                    <w:t xml:space="preserve">0.42 ± 0.03</w:t>
+                    <w:t xml:space="preserve">0.37 +/- 0.02</w:t>
+                  </w:r>
+                </w:p>
+              </w:tc>
+              <w:tc>
+                <w:tcPr/>
+                <w:p>
+                  <w:pPr>
+                    <w:pStyle w:val="Compact"/>
+                    <w:jc w:val="left"/>
+                    <w:jc w:val="center"/>
+                  </w:pPr>
+                  <w:r>
+                    <w:t xml:space="preserve">0.39 +/- 0.03</w:t>
+                  </w:r>
+                </w:p>
+              </w:tc>
+              <w:tc>
+                <w:tcPr/>
+                <w:p>
+                  <w:pPr>
+                    <w:pStyle w:val="Compact"/>
+                    <w:jc w:val="left"/>
+                    <w:jc w:val="center"/>
+                  </w:pPr>
+                  <w:r>
+                    <w:t xml:space="preserve">0.42 +/- 0.03</w:t>
                   </w:r>
                 </w:p>
               </w:tc>
@@ -2151,33 +2155,33 @@
                     <w:jc w:val="center"/>
                   </w:pPr>
                   <w:r>
-                    <w:t xml:space="preserve">0.64 ± 0.04</w:t>
-                  </w:r>
-                </w:p>
-              </w:tc>
-              <w:tc>
-                <w:tcPr/>
-                <w:p>
-                  <w:pPr>
-                    <w:pStyle w:val="Compact"/>
-                    <w:jc w:val="left"/>
-                    <w:jc w:val="center"/>
-                  </w:pPr>
-                  <w:r>
-                    <w:t xml:space="preserve">0.62 ± 0.01</w:t>
-                  </w:r>
-                </w:p>
-              </w:tc>
-              <w:tc>
-                <w:tcPr/>
-                <w:p>
-                  <w:pPr>
-                    <w:pStyle w:val="Compact"/>
-                    <w:jc w:val="left"/>
-                    <w:jc w:val="center"/>
-                  </w:pPr>
-                  <w:r>
-                    <w:t xml:space="preserve">0.65 ± 0.03</w:t>
+                    <w:t xml:space="preserve">0.64 +/- 0.04</w:t>
+                  </w:r>
+                </w:p>
+              </w:tc>
+              <w:tc>
+                <w:tcPr/>
+                <w:p>
+                  <w:pPr>
+                    <w:pStyle w:val="Compact"/>
+                    <w:jc w:val="left"/>
+                    <w:jc w:val="center"/>
+                  </w:pPr>
+                  <w:r>
+                    <w:t xml:space="preserve">0.62 +/- 0.01</w:t>
+                  </w:r>
+                </w:p>
+              </w:tc>
+              <w:tc>
+                <w:tcPr/>
+                <w:p>
+                  <w:pPr>
+                    <w:pStyle w:val="Compact"/>
+                    <w:jc w:val="left"/>
+                    <w:jc w:val="center"/>
+                  </w:pPr>
+                  <w:r>
+                    <w:t xml:space="preserve">0.65 +/- 0.03</w:t>
                   </w:r>
                 </w:p>
               </w:tc>
@@ -2205,33 +2209,33 @@
                     <w:jc w:val="center"/>
                   </w:pPr>
                   <w:r>
-                    <w:t xml:space="preserve">17.77 ± 0.36</w:t>
-                  </w:r>
-                </w:p>
-              </w:tc>
-              <w:tc>
-                <w:tcPr/>
-                <w:p>
-                  <w:pPr>
-                    <w:pStyle w:val="Compact"/>
-                    <w:jc w:val="left"/>
-                    <w:jc w:val="center"/>
-                  </w:pPr>
-                  <w:r>
-                    <w:t xml:space="preserve">18.33 ± 0.24</w:t>
-                  </w:r>
-                </w:p>
-              </w:tc>
-              <w:tc>
-                <w:tcPr/>
-                <w:p>
-                  <w:pPr>
-                    <w:pStyle w:val="Compact"/>
-                    <w:jc w:val="left"/>
-                    <w:jc w:val="center"/>
-                  </w:pPr>
-                  <w:r>
-                    <w:t xml:space="preserve">19.79 ± 0.28</w:t>
+                    <w:t xml:space="preserve">17.77 +/- 0.36</w:t>
+                  </w:r>
+                </w:p>
+              </w:tc>
+              <w:tc>
+                <w:tcPr/>
+                <w:p>
+                  <w:pPr>
+                    <w:pStyle w:val="Compact"/>
+                    <w:jc w:val="left"/>
+                    <w:jc w:val="center"/>
+                  </w:pPr>
+                  <w:r>
+                    <w:t xml:space="preserve">18.33 +/- 0.24</w:t>
+                  </w:r>
+                </w:p>
+              </w:tc>
+              <w:tc>
+                <w:tcPr/>
+                <w:p>
+                  <w:pPr>
+                    <w:pStyle w:val="Compact"/>
+                    <w:jc w:val="left"/>
+                    <w:jc w:val="center"/>
+                  </w:pPr>
+                  <w:r>
+                    <w:t xml:space="preserve">19.79 +/- 0.28</w:t>
                   </w:r>
                 </w:p>
               </w:tc>
@@ -2259,33 +2263,33 @@
                     <w:jc w:val="center"/>
                   </w:pPr>
                   <w:r>
-                    <w:t xml:space="preserve">17.64 ± 0.26</w:t>
-                  </w:r>
-                </w:p>
-              </w:tc>
-              <w:tc>
-                <w:tcPr/>
-                <w:p>
-                  <w:pPr>
-                    <w:pStyle w:val="Compact"/>
-                    <w:jc w:val="left"/>
-                    <w:jc w:val="center"/>
-                  </w:pPr>
-                  <w:r>
-                    <w:t xml:space="preserve">18.23 ± 0.21</w:t>
-                  </w:r>
-                </w:p>
-              </w:tc>
-              <w:tc>
-                <w:tcPr/>
-                <w:p>
-                  <w:pPr>
-                    <w:pStyle w:val="Compact"/>
-                    <w:jc w:val="left"/>
-                    <w:jc w:val="center"/>
-                  </w:pPr>
-                  <w:r>
-                    <w:t xml:space="preserve">19.67 ± 0.15</w:t>
+                    <w:t xml:space="preserve">17.64 +/- 0.26</w:t>
+                  </w:r>
+                </w:p>
+              </w:tc>
+              <w:tc>
+                <w:tcPr/>
+                <w:p>
+                  <w:pPr>
+                    <w:pStyle w:val="Compact"/>
+                    <w:jc w:val="left"/>
+                    <w:jc w:val="center"/>
+                  </w:pPr>
+                  <w:r>
+                    <w:t xml:space="preserve">18.23 +/- 0.21</w:t>
+                  </w:r>
+                </w:p>
+              </w:tc>
+              <w:tc>
+                <w:tcPr/>
+                <w:p>
+                  <w:pPr>
+                    <w:pStyle w:val="Compact"/>
+                    <w:jc w:val="left"/>
+                    <w:jc w:val="center"/>
+                  </w:pPr>
+                  <w:r>
+                    <w:t xml:space="preserve">19.67 +/- 0.15</w:t>
                   </w:r>
                 </w:p>
               </w:tc>
@@ -2313,33 +2317,33 @@
                     <w:jc w:val="center"/>
                   </w:pPr>
                   <w:r>
-                    <w:t xml:space="preserve">17.51 ± 0.16</w:t>
-                  </w:r>
-                </w:p>
-              </w:tc>
-              <w:tc>
-                <w:tcPr/>
-                <w:p>
-                  <w:pPr>
-                    <w:pStyle w:val="Compact"/>
-                    <w:jc w:val="left"/>
-                    <w:jc w:val="center"/>
-                  </w:pPr>
-                  <w:r>
-                    <w:t xml:space="preserve">18.32 ± 0.18</w:t>
-                  </w:r>
-                </w:p>
-              </w:tc>
-              <w:tc>
-                <w:tcPr/>
-                <w:p>
-                  <w:pPr>
-                    <w:pStyle w:val="Compact"/>
-                    <w:jc w:val="left"/>
-                    <w:jc w:val="center"/>
-                  </w:pPr>
-                  <w:r>
-                    <w:t xml:space="preserve">19.72 ± 0.17</w:t>
+                    <w:t xml:space="preserve">17.51 +/- 0.16</w:t>
+                  </w:r>
+                </w:p>
+              </w:tc>
+              <w:tc>
+                <w:tcPr/>
+                <w:p>
+                  <w:pPr>
+                    <w:pStyle w:val="Compact"/>
+                    <w:jc w:val="left"/>
+                    <w:jc w:val="center"/>
+                  </w:pPr>
+                  <w:r>
+                    <w:t xml:space="preserve">18.32 +/- 0.18</w:t>
+                  </w:r>
+                </w:p>
+              </w:tc>
+              <w:tc>
+                <w:tcPr/>
+                <w:p>
+                  <w:pPr>
+                    <w:pStyle w:val="Compact"/>
+                    <w:jc w:val="left"/>
+                    <w:jc w:val="center"/>
+                  </w:pPr>
+                  <w:r>
+                    <w:t xml:space="preserve">19.72 +/- 0.17</w:t>
                   </w:r>
                 </w:p>
               </w:tc>
@@ -2367,33 +2371,33 @@
                     <w:jc w:val="center"/>
                   </w:pPr>
                   <w:r>
-                    <w:t xml:space="preserve">0.36 ± 0.02</w:t>
-                  </w:r>
-                </w:p>
-              </w:tc>
-              <w:tc>
-                <w:tcPr/>
-                <w:p>
-                  <w:pPr>
-                    <w:pStyle w:val="Compact"/>
-                    <w:jc w:val="left"/>
-                    <w:jc w:val="center"/>
-                  </w:pPr>
-                  <w:r>
-                    <w:t xml:space="preserve">0.34 ± 0.01</w:t>
-                  </w:r>
-                </w:p>
-              </w:tc>
-              <w:tc>
-                <w:tcPr/>
-                <w:p>
-                  <w:pPr>
-                    <w:pStyle w:val="Compact"/>
-                    <w:jc w:val="left"/>
-                    <w:jc w:val="center"/>
-                  </w:pPr>
-                  <w:r>
-                    <w:t xml:space="preserve">0.3 ± 0.01</w:t>
+                    <w:t xml:space="preserve">0.36 +/- 0.02</w:t>
+                  </w:r>
+                </w:p>
+              </w:tc>
+              <w:tc>
+                <w:tcPr/>
+                <w:p>
+                  <w:pPr>
+                    <w:pStyle w:val="Compact"/>
+                    <w:jc w:val="left"/>
+                    <w:jc w:val="center"/>
+                  </w:pPr>
+                  <w:r>
+                    <w:t xml:space="preserve">0.34 +/- 0.01</w:t>
+                  </w:r>
+                </w:p>
+              </w:tc>
+              <w:tc>
+                <w:tcPr/>
+                <w:p>
+                  <w:pPr>
+                    <w:pStyle w:val="Compact"/>
+                    <w:jc w:val="left"/>
+                    <w:jc w:val="center"/>
+                  </w:pPr>
+                  <w:r>
+                    <w:t xml:space="preserve">0.3 +/- 0.01</w:t>
                   </w:r>
                 </w:p>
               </w:tc>
@@ -2421,33 +2425,33 @@
                     <w:jc w:val="center"/>
                   </w:pPr>
                   <w:r>
-                    <w:t xml:space="preserve">0.26 ± 0.02</w:t>
-                  </w:r>
-                </w:p>
-              </w:tc>
-              <w:tc>
-                <w:tcPr/>
-                <w:p>
-                  <w:pPr>
-                    <w:pStyle w:val="Compact"/>
-                    <w:jc w:val="left"/>
-                    <w:jc w:val="center"/>
-                  </w:pPr>
-                  <w:r>
-                    <w:t xml:space="preserve">0.23 ± 0.01</w:t>
-                  </w:r>
-                </w:p>
-              </w:tc>
-              <w:tc>
-                <w:tcPr/>
-                <w:p>
-                  <w:pPr>
-                    <w:pStyle w:val="Compact"/>
-                    <w:jc w:val="left"/>
-                    <w:jc w:val="center"/>
-                  </w:pPr>
-                  <w:r>
-                    <w:t xml:space="preserve">0.23 ± 0.02</w:t>
+                    <w:t xml:space="preserve">0.26 +/- 0.02</w:t>
+                  </w:r>
+                </w:p>
+              </w:tc>
+              <w:tc>
+                <w:tcPr/>
+                <w:p>
+                  <w:pPr>
+                    <w:pStyle w:val="Compact"/>
+                    <w:jc w:val="left"/>
+                    <w:jc w:val="center"/>
+                  </w:pPr>
+                  <w:r>
+                    <w:t xml:space="preserve">0.23 +/- 0.01</w:t>
+                  </w:r>
+                </w:p>
+              </w:tc>
+              <w:tc>
+                <w:tcPr/>
+                <w:p>
+                  <w:pPr>
+                    <w:pStyle w:val="Compact"/>
+                    <w:jc w:val="left"/>
+                    <w:jc w:val="center"/>
+                  </w:pPr>
+                  <w:r>
+                    <w:t xml:space="preserve">0.23 +/- 0.02</w:t>
                   </w:r>
                 </w:p>
               </w:tc>
@@ -2475,33 +2479,33 @@
                     <w:jc w:val="center"/>
                   </w:pPr>
                   <w:r>
-                    <w:t xml:space="preserve">0.24 ± 0.01</w:t>
-                  </w:r>
-                </w:p>
-              </w:tc>
-              <w:tc>
-                <w:tcPr/>
-                <w:p>
-                  <w:pPr>
-                    <w:pStyle w:val="Compact"/>
-                    <w:jc w:val="left"/>
-                    <w:jc w:val="center"/>
-                  </w:pPr>
-                  <w:r>
-                    <w:t xml:space="preserve">0.24 ± 0.01</w:t>
-                  </w:r>
-                </w:p>
-              </w:tc>
-              <w:tc>
-                <w:tcPr/>
-                <w:p>
-                  <w:pPr>
-                    <w:pStyle w:val="Compact"/>
-                    <w:jc w:val="left"/>
-                    <w:jc w:val="center"/>
-                  </w:pPr>
-                  <w:r>
-                    <w:t xml:space="preserve">0.23 ± 0.01</w:t>
+                    <w:t xml:space="preserve">0.24 +/- 0.01</w:t>
+                  </w:r>
+                </w:p>
+              </w:tc>
+              <w:tc>
+                <w:tcPr/>
+                <w:p>
+                  <w:pPr>
+                    <w:pStyle w:val="Compact"/>
+                    <w:jc w:val="left"/>
+                    <w:jc w:val="center"/>
+                  </w:pPr>
+                  <w:r>
+                    <w:t xml:space="preserve">0.24 +/- 0.01</w:t>
+                  </w:r>
+                </w:p>
+              </w:tc>
+              <w:tc>
+                <w:tcPr/>
+                <w:p>
+                  <w:pPr>
+                    <w:pStyle w:val="Compact"/>
+                    <w:jc w:val="left"/>
+                    <w:jc w:val="center"/>
+                  </w:pPr>
+                  <w:r>
+                    <w:t xml:space="preserve">0.23 +/- 0.01</w:t>
                   </w:r>
                 </w:p>
               </w:tc>
@@ -2513,7 +2517,7 @@
       </w:tr>
     </w:tbl>
     <w:bookmarkEnd w:id="35"/>
-    <w:bookmarkStart w:id="36" w:name="thermal-sensation-and-comfort-responses"/>
+    <w:bookmarkStart w:id="40" w:name="thermal-sensation-and-comfort-responses"/>
     <w:p>
       <w:pPr>
         <w:pStyle w:val="Heading2"/>
@@ -2522,8 +2526,93 @@
         <w:t xml:space="preserve">3.2 Thermal sensation and comfort responses</w:t>
       </w:r>
     </w:p>
-    <w:bookmarkEnd w:id="36"/>
-    <w:bookmarkStart w:id="37" w:name="air-movement-acceptability-at-ankles"/>
+    <w:tbl>
+      <w:tblPr>
+        <w:tblStyle w:val="Table"/>
+        <w:tblW w:type="pct" w:w="5000"/>
+        <w:tblLayout w:type="fixed"/>
+        <w:tblLook w:firstRow="0" w:lastRow="0" w:firstColumn="0" w:lastColumn="0" w:noHBand="0" w:noVBand="0" w:val="0000"/>
+      </w:tblPr>
+      <w:tblGrid>
+        <w:gridCol w:w="7920"/>
+      </w:tblGrid>
+      <w:tr>
+        <w:tc>
+          <w:tcPr/>
+          <w:bookmarkStart w:id="39" w:name="fig-thermal-perception"/>
+          <w:p>
+            <w:pPr>
+              <w:pStyle w:val="Compact"/>
+              <w:jc w:val="center"/>
+            </w:pPr>
+            <w:r>
+              <w:drawing>
+                <wp:inline>
+                  <wp:extent cx="5943600" cy="5846245"/>
+                  <wp:effectExtent b="0" l="0" r="0" t="0"/>
+                  <wp:docPr descr="" title="" id="37" name="Picture"/>
+                  <a:graphic>
+                    <a:graphicData uri="http://schemas.openxmlformats.org/drawingml/2006/picture">
+                      <pic:pic>
+                        <pic:nvPicPr>
+                          <pic:cNvPr descr="figs/thermal_perception.png" id="38" name="Picture"/>
+                          <pic:cNvPicPr>
+                            <a:picLocks noChangeArrowheads="1" noChangeAspect="1"/>
+                          </pic:cNvPicPr>
+                        </pic:nvPicPr>
+                        <pic:blipFill>
+                          <a:blip r:embed="rId36"/>
+                          <a:stretch>
+                            <a:fillRect/>
+                          </a:stretch>
+                        </pic:blipFill>
+                        <pic:spPr bwMode="auto">
+                          <a:xfrm>
+                            <a:off x="0" y="0"/>
+                            <a:ext cx="5943600" cy="5846245"/>
+                          </a:xfrm>
+                          <a:prstGeom prst="rect">
+                            <a:avLst/>
+                          </a:prstGeom>
+                          <a:noFill/>
+                          <a:ln w="9525">
+                            <a:noFill/>
+                            <a:headEnd/>
+                            <a:tailEnd/>
+                          </a:ln>
+                        </pic:spPr>
+                      </pic:pic>
+                    </a:graphicData>
+                  </a:graphic>
+                </wp:inline>
+              </w:drawing>
+            </w:r>
+          </w:p>
+          <w:p>
+            <w:pPr>
+              <w:jc w:val="center"/>
+            </w:pPr>
+            <w:pPr>
+              <w:jc w:val="left"/>
+              <w:spacing w:before="200"/>
+              <w:pStyle w:val="ImageCaption"/>
+            </w:pPr>
+            <w:r>
+              <w:t xml:space="preserve">Figure 1: (a) Thermal sensation; and (b) thermal</w:t>
+            </w:r>
+            <w:r>
+              <w:t xml:space="preserve"> </w:t>
+            </w:r>
+            <w:r>
+              <w:t xml:space="preserve">acceptability.</w:t>
+            </w:r>
+          </w:p>
+          <w:bookmarkEnd w:id="39"/>
+        </w:tc>
+      </w:tr>
+    </w:tbl>
+    <w:bookmarkEnd w:id="40"/>
+    <w:bookmarkStart w:id="45" w:name="air-movement-acceptability-at-ankles"/>
     <w:p>
       <w:pPr>
         <w:pStyle w:val="Heading2"/>
@@ -2532,8 +2621,93 @@
         <w:t xml:space="preserve">3.3 Air movement acceptability at ankles</w:t>
       </w:r>
     </w:p>
-    <w:bookmarkEnd w:id="37"/>
-    <w:bookmarkStart w:id="38" w:name="dissatisfaction-with-ankle-draft"/>
+    <w:tbl>
+      <w:tblPr>
+        <w:tblStyle w:val="Table"/>
+        <w:tblW w:type="pct" w:w="5000"/>
+        <w:tblLayout w:type="fixed"/>
+        <w:tblLook w:firstRow="0" w:lastRow="0" w:firstColumn="0" w:lastColumn="0" w:noHBand="0" w:noVBand="0" w:val="0000"/>
+      </w:tblPr>
+      <w:tblGrid>
+        <w:gridCol w:w="7920"/>
+      </w:tblGrid>
+      <w:tr>
+        <w:tc>
+          <w:tcPr/>
+          <w:bookmarkStart w:id="44" w:name="fig-air-move-acc-pref"/>
+          <w:p>
+            <w:pPr>
+              <w:pStyle w:val="Compact"/>
+              <w:jc w:val="center"/>
+            </w:pPr>
+            <w:r>
+              <w:drawing>
+                <wp:inline>
+                  <wp:extent cx="3208646" cy="4328282"/>
+                  <wp:effectExtent b="0" l="0" r="0" t="0"/>
+                  <wp:docPr descr="" title="" id="42" name="Picture"/>
+                  <a:graphic>
+                    <a:graphicData uri="http://schemas.openxmlformats.org/drawingml/2006/picture">
+                      <pic:pic>
+                        <pic:nvPicPr>
+                          <pic:cNvPr descr="figs/air_movement_acc_pref.png" id="43" name="Picture"/>
+                          <pic:cNvPicPr>
+                            <a:picLocks noChangeArrowheads="1" noChangeAspect="1"/>
+                          </pic:cNvPicPr>
+                        </pic:nvPicPr>
+                        <pic:blipFill>
+                          <a:blip r:embed="rId41"/>
+                          <a:stretch>
+                            <a:fillRect/>
+                          </a:stretch>
+                        </pic:blipFill>
+                        <pic:spPr bwMode="auto">
+                          <a:xfrm>
+                            <a:off x="0" y="0"/>
+                            <a:ext cx="3208646" cy="4328282"/>
+                          </a:xfrm>
+                          <a:prstGeom prst="rect">
+                            <a:avLst/>
+                          </a:prstGeom>
+                          <a:noFill/>
+                          <a:ln w="9525">
+                            <a:noFill/>
+                            <a:headEnd/>
+                            <a:tailEnd/>
+                          </a:ln>
+                        </pic:spPr>
+                      </pic:pic>
+                    </a:graphicData>
+                  </a:graphic>
+                </wp:inline>
+              </w:drawing>
+            </w:r>
+          </w:p>
+          <w:p>
+            <w:pPr>
+              <w:jc w:val="center"/>
+            </w:pPr>
+            <w:pPr>
+              <w:jc w:val="left"/>
+              <w:spacing w:before="200"/>
+              <w:pStyle w:val="ImageCaption"/>
+            </w:pPr>
+            <w:r>
+              <w:t xml:space="preserve">Figure 2: (a) Air movement acceptability; and (b) air movement</w:t>
+            </w:r>
+            <w:r>
+              <w:t xml:space="preserve"> </w:t>
+            </w:r>
+            <w:r>
+              <w:t xml:space="preserve">preference.</w:t>
+            </w:r>
+          </w:p>
+          <w:bookmarkEnd w:id="44"/>
+        </w:tc>
+      </w:tr>
+    </w:tbl>
+    <w:bookmarkEnd w:id="45"/>
+    <w:bookmarkStart w:id="46" w:name="dissatisfaction-with-ankle-draft"/>
     <w:p>
       <w:pPr>
         <w:pStyle w:val="Heading2"/>
@@ -2542,123 +2716,123 @@
         <w:t xml:space="preserve">3.4 Dissatisfaction with ankle draft</w:t>
       </w:r>
     </w:p>
-    <w:bookmarkEnd w:id="38"/>
-    <w:bookmarkStart w:id="39" w:name="updated-model-for-winter-conditions"/>
+    <w:bookmarkEnd w:id="46"/>
+    <w:bookmarkStart w:id="47" w:name="updated-model-for-winter-conditions"/>
     <w:p>
       <w:pPr>
         <w:pStyle w:val="Heading2"/>
       </w:pPr>
       <w:r>
         <w:t xml:space="preserve">3.5 Updated model for winter conditions</w:t>
-      </w:r>
-    </w:p>
-    <w:bookmarkEnd w:id="39"/>
-    <w:bookmarkEnd w:id="40"/>
-    <w:bookmarkStart w:id="46" w:name="discussion"/>
-    <w:p>
-      <w:pPr>
-        <w:pStyle w:val="Heading1"/>
-      </w:pPr>
-      <w:r>
-        <w:t xml:space="preserve">4. Discussion</w:t>
-      </w:r>
-    </w:p>
-    <w:p>
-      <w:pPr>
-        <w:pStyle w:val="FirstParagraph"/>
-      </w:pPr>
-      <w:r>
-        <w:t xml:space="preserve">The primary finding of this study is [summary of main result regarding</w:t>
-      </w:r>
-      <w:r>
-        <w:t xml:space="preserve"> </w:t>
-      </w:r>
-      <w:r>
-        <w:t xml:space="preserve">winter clothing effect on ankle draft sensitivity].</w:t>
-      </w:r>
-    </w:p>
-    <w:bookmarkStart w:id="41" w:name="comparison-with-prior-research"/>
-    <w:p>
-      <w:pPr>
-        <w:pStyle w:val="Heading2"/>
-      </w:pPr>
-      <w:r>
-        <w:t xml:space="preserve">4.1 Comparison with prior research</w:t>
-      </w:r>
-    </w:p>
-    <w:bookmarkEnd w:id="41"/>
-    <w:bookmarkStart w:id="42" w:name="mechanisms"/>
-    <w:p>
-      <w:pPr>
-        <w:pStyle w:val="Heading2"/>
-      </w:pPr>
-      <w:r>
-        <w:t xml:space="preserve">4.2 Mechanisms</w:t>
-      </w:r>
-    </w:p>
-    <w:bookmarkEnd w:id="42"/>
-    <w:bookmarkStart w:id="43" w:name="implications-for-building-design"/>
-    <w:p>
-      <w:pPr>
-        <w:pStyle w:val="Heading2"/>
-      </w:pPr>
-      <w:r>
-        <w:t xml:space="preserve">4.3 Implications for building design</w:t>
-      </w:r>
-    </w:p>
-    <w:bookmarkEnd w:id="43"/>
-    <w:bookmarkStart w:id="44" w:name="relationship-to-standards"/>
-    <w:p>
-      <w:pPr>
-        <w:pStyle w:val="Heading2"/>
-      </w:pPr>
-      <w:r>
-        <w:t xml:space="preserve">4.4 Relationship to standards</w:t>
-      </w:r>
-    </w:p>
-    <w:bookmarkEnd w:id="44"/>
-    <w:bookmarkStart w:id="45" w:name="limitations"/>
-    <w:p>
-      <w:pPr>
-        <w:pStyle w:val="Heading2"/>
-      </w:pPr>
-      <w:r>
-        <w:t xml:space="preserve">4.5 Limitations</w:t>
-      </w:r>
-    </w:p>
-    <w:bookmarkEnd w:id="45"/>
-    <w:bookmarkEnd w:id="46"/>
-    <w:bookmarkStart w:id="48" w:name="conclusions"/>
-    <w:p>
-      <w:pPr>
-        <w:pStyle w:val="Heading1"/>
-      </w:pPr>
-      <w:r>
-        <w:t xml:space="preserve">5. Conclusions</w:t>
-      </w:r>
-    </w:p>
-    <w:bookmarkStart w:id="47" w:name="limitations-1"/>
-    <w:p>
-      <w:pPr>
-        <w:pStyle w:val="Heading2"/>
-      </w:pPr>
-      <w:r>
-        <w:t xml:space="preserve">5.1 Limitations</w:t>
       </w:r>
     </w:p>
     <w:bookmarkEnd w:id="47"/>
     <w:bookmarkEnd w:id="48"/>
-    <w:bookmarkStart w:id="49" w:name="conclusions-1"/>
+    <w:bookmarkStart w:id="54" w:name="discussion"/>
     <w:p>
       <w:pPr>
         <w:pStyle w:val="Heading1"/>
       </w:pPr>
       <w:r>
+        <w:t xml:space="preserve">4. Discussion</w:t>
+      </w:r>
+    </w:p>
+    <w:p>
+      <w:pPr>
+        <w:pStyle w:val="FirstParagraph"/>
+      </w:pPr>
+      <w:r>
+        <w:t xml:space="preserve">The primary finding of this study is [summary of main result regarding</w:t>
+      </w:r>
+      <w:r>
+        <w:t xml:space="preserve"> </w:t>
+      </w:r>
+      <w:r>
+        <w:t xml:space="preserve">winter clothing effect on ankle draft sensitivity].</w:t>
+      </w:r>
+    </w:p>
+    <w:bookmarkStart w:id="49" w:name="comparison-with-prior-research"/>
+    <w:p>
+      <w:pPr>
+        <w:pStyle w:val="Heading2"/>
+      </w:pPr>
+      <w:r>
+        <w:t xml:space="preserve">4.1 Comparison with prior research</w:t>
+      </w:r>
+    </w:p>
+    <w:bookmarkEnd w:id="49"/>
+    <w:bookmarkStart w:id="50" w:name="mechanisms"/>
+    <w:p>
+      <w:pPr>
+        <w:pStyle w:val="Heading2"/>
+      </w:pPr>
+      <w:r>
+        <w:t xml:space="preserve">4.2 Mechanisms</w:t>
+      </w:r>
+    </w:p>
+    <w:bookmarkEnd w:id="50"/>
+    <w:bookmarkStart w:id="51" w:name="implications-for-building-design"/>
+    <w:p>
+      <w:pPr>
+        <w:pStyle w:val="Heading2"/>
+      </w:pPr>
+      <w:r>
+        <w:t xml:space="preserve">4.3 Implications for building design</w:t>
+      </w:r>
+    </w:p>
+    <w:bookmarkEnd w:id="51"/>
+    <w:bookmarkStart w:id="52" w:name="relationship-to-standards"/>
+    <w:p>
+      <w:pPr>
+        <w:pStyle w:val="Heading2"/>
+      </w:pPr>
+      <w:r>
+        <w:t xml:space="preserve">4.4 Relationship to standards</w:t>
+      </w:r>
+    </w:p>
+    <w:bookmarkEnd w:id="52"/>
+    <w:bookmarkStart w:id="53" w:name="limitations"/>
+    <w:p>
+      <w:pPr>
+        <w:pStyle w:val="Heading2"/>
+      </w:pPr>
+      <w:r>
+        <w:t xml:space="preserve">4.5 Limitations</w:t>
+      </w:r>
+    </w:p>
+    <w:bookmarkEnd w:id="53"/>
+    <w:bookmarkEnd w:id="54"/>
+    <w:bookmarkStart w:id="56" w:name="conclusions"/>
+    <w:p>
+      <w:pPr>
+        <w:pStyle w:val="Heading1"/>
+      </w:pPr>
+      <w:r>
+        <w:t xml:space="preserve">5. Conclusions</w:t>
+      </w:r>
+    </w:p>
+    <w:bookmarkStart w:id="55" w:name="limitations-1"/>
+    <w:p>
+      <w:pPr>
+        <w:pStyle w:val="Heading2"/>
+      </w:pPr>
+      <w:r>
+        <w:t xml:space="preserve">5.1 Limitations</w:t>
+      </w:r>
+    </w:p>
+    <w:bookmarkEnd w:id="55"/>
+    <w:bookmarkEnd w:id="56"/>
+    <w:bookmarkStart w:id="57" w:name="conclusions-1"/>
+    <w:p>
+      <w:pPr>
+        <w:pStyle w:val="Heading1"/>
+      </w:pPr>
+      <w:r>
         <w:t xml:space="preserve">6. Conclusions</w:t>
       </w:r>
     </w:p>
-    <w:bookmarkEnd w:id="49"/>
-    <w:bookmarkStart w:id="50" w:name="credit-authorship-contribution-statement"/>
+    <w:bookmarkEnd w:id="57"/>
+    <w:bookmarkStart w:id="58" w:name="credit-authorship-contribution-statement"/>
     <w:p>
       <w:pPr>
         <w:pStyle w:val="Heading1"/>
@@ -2719,8 +2893,8 @@
         <w:t xml:space="preserve">administration, Supervision, Writing - review &amp; editing.</w:t>
       </w:r>
     </w:p>
-    <w:bookmarkEnd w:id="50"/>
-    <w:bookmarkStart w:id="51" w:name="declaration-of-competing-interest"/>
+    <w:bookmarkEnd w:id="58"/>
+    <w:bookmarkStart w:id="59" w:name="declaration-of-competing-interest"/>
     <w:p>
       <w:pPr>
         <w:pStyle w:val="Heading1"/>
@@ -2773,8 +2947,8 @@
         <w:t xml:space="preserve">agencies, and utilities.</w:t>
       </w:r>
     </w:p>
-    <w:bookmarkEnd w:id="51"/>
-    <w:bookmarkStart w:id="52" w:name="data-availability"/>
+    <w:bookmarkEnd w:id="59"/>
+    <w:bookmarkStart w:id="60" w:name="data-availability"/>
     <w:p>
       <w:pPr>
         <w:pStyle w:val="Heading1"/>
@@ -2803,8 +2977,8 @@
         <w:t xml:space="preserve">following GitHub repository: XXX.</w:t>
       </w:r>
     </w:p>
-    <w:bookmarkEnd w:id="52"/>
-    <w:bookmarkStart w:id="53" w:name="X071796dd6bc546c91e96cca1cf5ff96599de61f"/>
+    <w:bookmarkEnd w:id="60"/>
+    <w:bookmarkStart w:id="61" w:name="X071796dd6bc546c91e96cca1cf5ff96599de61f"/>
     <w:p>
       <w:pPr>
         <w:pStyle w:val="Heading1"/>
@@ -2839,8 +3013,8 @@
         <w:t xml:space="preserve">maintaining full accountability for the publication’s content.</w:t>
       </w:r>
     </w:p>
-    <w:bookmarkEnd w:id="53"/>
-    <w:bookmarkStart w:id="54" w:name="acknowledgements"/>
+    <w:bookmarkEnd w:id="61"/>
+    <w:bookmarkStart w:id="62" w:name="acknowledgements"/>
     <w:p>
       <w:pPr>
         <w:pStyle w:val="Heading1"/>
@@ -2881,8 +3055,8 @@
         <w:t xml:space="preserve">experimental phase.</w:t>
       </w:r>
     </w:p>
-    <w:bookmarkEnd w:id="54"/>
-    <w:bookmarkStart w:id="64" w:name="references"/>
+    <w:bookmarkEnd w:id="62"/>
+    <w:bookmarkStart w:id="72" w:name="references"/>
     <w:p>
       <w:pPr>
         <w:pStyle w:val="Heading1"/>
@@ -2891,8 +3065,8 @@
         <w:t xml:space="preserve">References</w:t>
       </w:r>
     </w:p>
-    <w:bookmarkStart w:id="63" w:name="refs"/>
-    <w:bookmarkStart w:id="55" w:name="ref-ashraeANSIASHRAEStandard2023"/>
+    <w:bookmarkStart w:id="71" w:name="refs"/>
+    <w:bookmarkStart w:id="63" w:name="ref-ashraeANSIASHRAEStandard2023"/>
     <w:p>
       <w:pPr>
         <w:pStyle w:val="Bibliography"/>
@@ -3040,8 +3214,8 @@
         <w:t xml:space="preserve">. American Society of Heating, Refrigerating; Air-Conditioning Engineers.</w:t>
       </w:r>
     </w:p>
-    <w:bookmarkEnd w:id="55"/>
-    <w:bookmarkStart w:id="57" w:name="X9df5917af8f84de39d37f25bb914b381b4d01ad"/>
+    <w:bookmarkEnd w:id="63"/>
+    <w:bookmarkStart w:id="65" w:name="X9df5917af8f84de39d37f25bb914b381b4d01ad"/>
     <w:p>
       <w:pPr>
         <w:pStyle w:val="Bibliography"/>
@@ -3117,7 +3291,7 @@
       <w:r>
         <w:t xml:space="preserve"> </w:t>
       </w:r>
-      <w:hyperlink r:id="rId56">
+      <w:hyperlink r:id="rId64">
         <w:r>
           <w:rPr>
             <w:rStyle w:val="Hyperlink"/>
@@ -3126,8 +3300,8 @@
         </w:r>
       </w:hyperlink>
     </w:p>
-    <w:bookmarkEnd w:id="57"/>
-    <w:bookmarkStart w:id="58" w:name="ref-heiselbergDraftComfortReview1994"/>
+    <w:bookmarkEnd w:id="65"/>
+    <w:bookmarkStart w:id="66" w:name="ref-heiselbergDraftComfortReview1994"/>
     <w:p>
       <w:pPr>
         <w:pStyle w:val="Bibliography"/>
@@ -3162,8 +3336,8 @@
         <w:t xml:space="preserve">, 1073–1081.</w:t>
       </w:r>
     </w:p>
-    <w:bookmarkEnd w:id="58"/>
-    <w:bookmarkStart w:id="60" w:name="X0e41857b9754d3f46055296e8711d0a459bcc8a"/>
+    <w:bookmarkEnd w:id="66"/>
+    <w:bookmarkStart w:id="68" w:name="X0e41857b9754d3f46055296e8711d0a459bcc8a"/>
     <w:p>
       <w:pPr>
         <w:pStyle w:val="Bibliography"/>
@@ -3200,7 +3374,7 @@
       <w:r>
         <w:t xml:space="preserve"> </w:t>
       </w:r>
-      <w:hyperlink r:id="rId59">
+      <w:hyperlink r:id="rId67">
         <w:r>
           <w:rPr>
             <w:rStyle w:val="Hyperlink"/>
@@ -3209,8 +3383,8 @@
         </w:r>
       </w:hyperlink>
     </w:p>
-    <w:bookmarkEnd w:id="60"/>
-    <w:bookmarkStart w:id="62" w:name="ref-schiavonSensationDraftUncovered2016"/>
+    <w:bookmarkEnd w:id="68"/>
+    <w:bookmarkStart w:id="70" w:name="ref-schiavonSensationDraftUncovered2016"/>
     <w:p>
       <w:pPr>
         <w:pStyle w:val="Bibliography"/>
@@ -3247,7 +3421,7 @@
       <w:r>
         <w:t xml:space="preserve"> </w:t>
       </w:r>
-      <w:hyperlink r:id="rId61">
+      <w:hyperlink r:id="rId69">
         <w:r>
           <w:rPr>
             <w:rStyle w:val="Hyperlink"/>
@@ -3256,9 +3430,9 @@
         </w:r>
       </w:hyperlink>
     </w:p>
-    <w:bookmarkEnd w:id="62"/>
-    <w:bookmarkEnd w:id="63"/>
-    <w:bookmarkEnd w:id="64"/>
+    <w:bookmarkEnd w:id="70"/>
+    <w:bookmarkEnd w:id="71"/>
+    <w:bookmarkEnd w:id="72"/>
     <w:sectPr>
       <w:footnotePr>
         <w:numRestart w:val="eachSect"/>

--- a/manuscript/manuscript.docx
+++ b/manuscript/manuscript.docx
@@ -47,7 +47,7 @@
         <w:pStyle w:val="Date"/>
       </w:pPr>
       <w:r>
-        <w:t xml:space="preserve">2026-03-10</w:t>
+        <w:t xml:space="preserve">2026-03-24</w:t>
       </w:r>
     </w:p>
     <w:p>
@@ -125,6 +125,29 @@
         </w:r>
       </w:hyperlink>
     </w:p>
+    <w:p>
+      <w:pPr>
+        <w:pStyle w:val="SourceCode"/>
+      </w:pPr>
+      <w:r>
+        <w:br/>
+      </w:r>
+      <w:r>
+        <w:rPr>
+          <w:rStyle w:val="VerbatimChar"/>
+        </w:rPr>
+        <w:t xml:space="preserve">The downloaded binary packages are in</w:t>
+      </w:r>
+      <w:r>
+        <w:br/>
+      </w:r>
+      <w:r>
+        <w:rPr>
+          <w:rStyle w:val="VerbatimChar"/>
+        </w:rPr>
+        <w:t xml:space="preserve">    /var/folders/x4/3lxftn1s4zgf32y4j4tqx4kh0000gn/T//RtmpvVXebF/downloaded_packages</w:t>
+      </w:r>
+    </w:p>
     <w:bookmarkStart w:id="21" w:name="abstract"/>
     <w:p>
       <w:pPr>
@@ -161,13 +184,13 @@
         <w:t xml:space="preserve"> </w:t>
       </w:r>
       <w:r>
-        <w:t xml:space="preserve">the interior surface of windows—particularly large or poorly insulated</w:t>
-      </w:r>
-      <w:r>
-        <w:t xml:space="preserve"> </w:t>
-      </w:r>
-      <w:r>
-        <w:t xml:space="preserve">glazing—becomes significantly cooler than the surrounding air. This</w:t>
+        <w:t xml:space="preserve">the interior surface of windows, particularly large or poorly insulated</w:t>
+      </w:r>
+      <w:r>
+        <w:t xml:space="preserve"> </w:t>
+      </w:r>
+      <w:r>
+        <w:t xml:space="preserve">glazing, becomes significantly cooler than the surrounding air. This</w:t>
       </w:r>
       <w:r>
         <w:t xml:space="preserve"> </w:t>
@@ -322,7 +345,7 @@
         <w:t xml:space="preserve"> </w:t>
       </w:r>
       <w:r>
-        <w:t xml:space="preserve">Importantly, participants in these foundational studies—including an</w:t>
+        <w:t xml:space="preserve">Importantly, participants in these foundational studies, including an</w:t>
       </w:r>
       <w:r>
         <w:t xml:space="preserve"> </w:t>
@@ -348,7 +371,7 @@
         <w:t xml:space="preserve">)</w:t>
       </w:r>
       <w:r>
-        <w:t xml:space="preserve">—wore</w:t>
+        <w:t xml:space="preserve">, wore</w:t>
       </w:r>
       <w:r>
         <w:t xml:space="preserve"> </w:t>
@@ -415,13 +438,13 @@
         <w:t xml:space="preserve"> </w:t>
       </w:r>
       <w:r>
-        <w:t xml:space="preserve">approximately 0.75 clo, with occupants commonly wearing long trousers</w:t>
-      </w:r>
-      <w:r>
-        <w:t xml:space="preserve"> </w:t>
-      </w:r>
-      <w:r>
-        <w:t xml:space="preserve">and closed-toe shoes that cover the ankle region. This discrepancy</w:t>
+        <w:t xml:space="preserve">approximately 0.75 clo, with occupants commonly wearing long trousers,</w:t>
+      </w:r>
+      <w:r>
+        <w:t xml:space="preserve"> </w:t>
+      </w:r>
+      <w:r>
+        <w:t xml:space="preserve">closed-toe shoes and socks that cover the ankle region. This discrepancy</w:t>
       </w:r>
       <w:r>
         <w:t xml:space="preserve"> </w:t>
@@ -614,31 +637,37 @@
         <w:t xml:space="preserve"> </w:t>
       </w:r>
       <w:r>
-        <w:t xml:space="preserve">at ankle level at three levels (low, medium, high; approximately 0.2–0.6</w:t>
-      </w:r>
-      <w:r>
-        <w:t xml:space="preserve"> </w:t>
-      </w:r>
-      <w:r>
-        <w:t xml:space="preserve">m/s). The SAT levels were selected to represent the range of air</w:t>
-      </w:r>
-      <w:r>
-        <w:t xml:space="preserve"> </w:t>
-      </w:r>
-      <w:r>
-        <w:t xml:space="preserve">temperatures associated with window downdraft under typical winter</w:t>
-      </w:r>
-      <w:r>
-        <w:t xml:space="preserve"> </w:t>
-      </w:r>
-      <w:r>
-        <w:t xml:space="preserve">conditions, informed by computational fluid dynamics simulations</w:t>
-      </w:r>
-      <w:r>
-        <w:t xml:space="preserve"> </w:t>
-      </w:r>
-      <w:r>
-        <w:t xml:space="preserve">conducted as part of a broader research collaboration.</w:t>
+        <w:t xml:space="preserve">at ankle level at three levels (low, medium, high; ranging between</w:t>
+      </w:r>
+      <w:r>
+        <w:t xml:space="preserve"> </w:t>
+      </w:r>
+      <w:r>
+        <w:t xml:space="preserve">0.1–0.7 m/s). The SAT and air speeds were selected to represent the</w:t>
+      </w:r>
+      <w:r>
+        <w:t xml:space="preserve"> </w:t>
+      </w:r>
+      <w:r>
+        <w:t xml:space="preserve">range of conditions associated with window downdraft under typical</w:t>
+      </w:r>
+      <w:r>
+        <w:t xml:space="preserve"> </w:t>
+      </w:r>
+      <w:r>
+        <w:t xml:space="preserve">winter conditions, informed by computational fluid dynamics simulations</w:t>
+      </w:r>
+      <w:r>
+        <w:t xml:space="preserve"> </w:t>
+      </w:r>
+      <w:r>
+        <w:t xml:space="preserve">conducted as part of a broader research collaboration</w:t>
+      </w:r>
+      <w:r>
+        <w:t xml:space="preserve"> </w:t>
+      </w:r>
+      <w:r>
+        <w:t xml:space="preserve">.</w:t>
       </w:r>
     </w:p>
     <w:p>
@@ -652,7 +681,7 @@
         <w:t xml:space="preserve"> </w:t>
       </w:r>
       <w:r>
-        <w:t xml:space="preserve">consent, training, and baseline measurements, followed by three</w:t>
+        <w:t xml:space="preserve">explaining the experiment and obtaining consent, followed by three</w:t>
       </w:r>
       <w:r>
         <w:t xml:space="preserve"> </w:t>
@@ -682,7 +711,13 @@
         <w:t xml:space="preserve"> </w:t>
       </w:r>
       <w:r>
-        <w:t xml:space="preserve">effects.</w:t>
+        <w:t xml:space="preserve">effects and subjects were allowed to attend the three sessions in their</w:t>
+      </w:r>
+      <w:r>
+        <w:t xml:space="preserve"> </w:t>
+      </w:r>
+      <w:r>
+        <w:t xml:space="preserve">preferred order.</w:t>
       </w:r>
     </w:p>
     <w:bookmarkEnd w:id="23"/>
@@ -756,49 +791,49 @@
         <w:t xml:space="preserve"> </w:t>
       </w:r>
       <w:r>
-        <w:t xml:space="preserve">the ankle region of seated participants. The diffuser was positioned</w:t>
-      </w:r>
-      <w:r>
-        <w:t xml:space="preserve"> </w:t>
-      </w:r>
-      <w:r>
-        <w:t xml:space="preserve">approximately 0.7 m behind each workstation, directing airflow toward</w:t>
-      </w:r>
-      <w:r>
-        <w:t xml:space="preserve"> </w:t>
-      </w:r>
-      <w:r>
-        <w:t xml:space="preserve">the participants’ lower legs from behind—simulating the approach</w:t>
-      </w:r>
-      <w:r>
-        <w:t xml:space="preserve"> </w:t>
-      </w:r>
-      <w:r>
-        <w:t xml:space="preserve">direction of window downdraft. The diffuser was connected to an</w:t>
-      </w:r>
-      <w:r>
-        <w:t xml:space="preserve"> </w:t>
-      </w:r>
-      <w:r>
-        <w:t xml:space="preserve">independent air handling unit capable of delivering supply air at the</w:t>
-      </w:r>
-      <w:r>
-        <w:t xml:space="preserve"> </w:t>
-      </w:r>
-      <w:r>
-        <w:t xml:space="preserve">target temperatures and flow rates. Turbulence intensity at the</w:t>
-      </w:r>
-      <w:r>
-        <w:t xml:space="preserve"> </w:t>
-      </w:r>
-      <w:r>
-        <w:t xml:space="preserve">measurement location was approximately 30%, consistent with values</w:t>
-      </w:r>
-      <w:r>
-        <w:t xml:space="preserve"> </w:t>
-      </w:r>
-      <w:r>
-        <w:t xml:space="preserve">reported in prior ankle draft studies</w:t>
+        <w:t xml:space="preserve">the ankle region of seated participants. The diffuser was positioned 0.7</w:t>
+      </w:r>
+      <w:r>
+        <w:t xml:space="preserve"> </w:t>
+      </w:r>
+      <w:r>
+        <w:t xml:space="preserve">m behind each workstation, directing airflow toward the participants’</w:t>
+      </w:r>
+      <w:r>
+        <w:t xml:space="preserve"> </w:t>
+      </w:r>
+      <w:r>
+        <w:t xml:space="preserve">lower legs from behind and simulating the approach direction of window</w:t>
+      </w:r>
+      <w:r>
+        <w:t xml:space="preserve"> </w:t>
+      </w:r>
+      <w:r>
+        <w:t xml:space="preserve">downdraft. The diffuser was connected to an independent air handling</w:t>
+      </w:r>
+      <w:r>
+        <w:t xml:space="preserve"> </w:t>
+      </w:r>
+      <w:r>
+        <w:t xml:space="preserve">unit capable of delivering supply air at the target temperatures and</w:t>
+      </w:r>
+      <w:r>
+        <w:t xml:space="preserve"> </w:t>
+      </w:r>
+      <w:r>
+        <w:t xml:space="preserve">flow rates. Turbulence intensity at the measurement location was</w:t>
+      </w:r>
+      <w:r>
+        <w:t xml:space="preserve"> </w:t>
+      </w:r>
+      <w:r>
+        <w:t xml:space="preserve">approximately 30%, consistent with values reported in prior ankle draft</w:t>
+      </w:r>
+      <w:r>
+        <w:t xml:space="preserve"> </w:t>
+      </w:r>
+      <w:r>
+        <w:t xml:space="preserve">studies</w:t>
       </w:r>
       <w:r>
         <w:t xml:space="preserve"> </w:t>
@@ -842,25 +877,19 @@
         <w:t xml:space="preserve"> </w:t>
       </w:r>
       <w:r>
-        <w:t xml:space="preserve">calibrated sensors positioned within 0.5 m of participants. Air velocity</w:t>
-      </w:r>
-      <w:r>
-        <w:t xml:space="preserve"> </w:t>
-      </w:r>
-      <w:r>
-        <w:t xml:space="preserve">at ankle level (0.1 m) was measured using omnidirectional hot-wire</w:t>
-      </w:r>
-      <w:r>
-        <w:t xml:space="preserve"> </w:t>
-      </w:r>
-      <w:r>
-        <w:t xml:space="preserve">anemometers. Supply air temperature was monitored continuously at the</w:t>
-      </w:r>
-      <w:r>
-        <w:t xml:space="preserve"> </w:t>
-      </w:r>
-      <w:r>
-        <w:t xml:space="preserve">diffuser outlet. Room-level measurements of relative humidity and CO</w:t>
+        <w:t xml:space="preserve">calibrated Atmocube monitors (Atmotech Inc., United States; air</w:t>
+      </w:r>
+      <w:r>
+        <w:t xml:space="preserve"> </w:t>
+      </w:r>
+      <w:r>
+        <w:t xml:space="preserve">temperature: -40 to +125°C, ± 0.5°C, relative humidity: 0 to 100%RH, ± 2</w:t>
+      </w:r>
+      <w:r>
+        <w:t xml:space="preserve"> </w:t>
+      </w:r>
+      <w:r>
+        <w:t xml:space="preserve">%RH, CO</w:t>
       </w:r>
       <w:r>
         <w:rPr>
@@ -869,10 +898,67 @@
         <w:t xml:space="preserve">2</w:t>
       </w:r>
       <w:r>
-        <w:t xml:space="preserve"> </w:t>
-      </w:r>
-      <w:r>
-        <w:t xml:space="preserve">concentration were recorded throughout each session.</w:t>
+        <w:t xml:space="preserve">: 0 to 5000 ppm, ± 50 ppm + 2.5% of reading at standard room</w:t>
+      </w:r>
+      <w:r>
+        <w:t xml:space="preserve"> </w:t>
+      </w:r>
+      <w:r>
+        <w:t xml:space="preserve">levels) positioned within 0.5 m of participants. Air velocity at ankle</w:t>
+      </w:r>
+      <w:r>
+        <w:t xml:space="preserve"> </w:t>
+      </w:r>
+      <w:r>
+        <w:t xml:space="preserve">level (0.1 m) was measured using AirDistSys 5000 omnidirectional</w:t>
+      </w:r>
+      <w:r>
+        <w:t xml:space="preserve"> </w:t>
+      </w:r>
+      <w:r>
+        <w:t xml:space="preserve">hot-wire anemometers (Sensor Electronic, Poland, air velocity: 0.05-5</w:t>
+      </w:r>
+      <w:r>
+        <w:t xml:space="preserve"> </w:t>
+      </w:r>
+      <w:r>
+        <w:t xml:space="preserve">m/s, accuracy: ±0.02 m/s ±2% of reading; temperature: -10 to +50°C,</w:t>
+      </w:r>
+      <w:r>
+        <w:t xml:space="preserve"> </w:t>
+      </w:r>
+      <w:r>
+        <w:t xml:space="preserve">accuracy: ±0.2°C, sampling interval: 1 s). Supply air temperature was</w:t>
+      </w:r>
+      <w:r>
+        <w:t xml:space="preserve"> </w:t>
+      </w:r>
+      <w:r>
+        <w:t xml:space="preserve">monitored continuously at the diffuser outlet. Room-level measurements</w:t>
+      </w:r>
+      <w:r>
+        <w:t xml:space="preserve"> </w:t>
+      </w:r>
+      <w:r>
+        <w:t xml:space="preserve">of relative humidity and CO</w:t>
+      </w:r>
+      <w:r>
+        <w:rPr>
+          <w:vertAlign w:val="subscript"/>
+        </w:rPr>
+        <w:t xml:space="preserve">2</w:t>
+      </w:r>
+      <w:r>
+        <w:t xml:space="preserve"> </w:t>
+      </w:r>
+      <w:r>
+        <w:t xml:space="preserve">concentration were recorded throughout</w:t>
+      </w:r>
+      <w:r>
+        <w:t xml:space="preserve"> </w:t>
+      </w:r>
+      <w:r>
+        <w:t xml:space="preserve">each session.</w:t>
       </w:r>
     </w:p>
     <w:bookmarkEnd w:id="25"/>
@@ -1030,19 +1116,31 @@
         <w:t xml:space="preserve"> </w:t>
       </w:r>
       <w:r>
-        <w:t xml:space="preserve">sensors at standardized locations (lower leg, feet). Participants then</w:t>
-      </w:r>
-      <w:r>
-        <w:t xml:space="preserve"> </w:t>
-      </w:r>
-      <w:r>
-        <w:t xml:space="preserve">entered the climate chamber and completed a 20-minute adaptation period</w:t>
-      </w:r>
-      <w:r>
-        <w:t xml:space="preserve"> </w:t>
-      </w:r>
-      <w:r>
-        <w:t xml:space="preserve">at their assigned workstation under baseline conditions.</w:t>
+        <w:t xml:space="preserve">sensors ((Thermochron, Maxim Integrated, USA, Type DS1923, 20°C to 85°C,</w:t>
+      </w:r>
+      <w:r>
+        <w:t xml:space="preserve"> </w:t>
+      </w:r>
+      <w:r>
+        <w:t xml:space="preserve">accuracy: ±0.1°C, resolution: 0.0625°C) at standardized locations (lower</w:t>
+      </w:r>
+      <w:r>
+        <w:t xml:space="preserve"> </w:t>
+      </w:r>
+      <w:r>
+        <w:t xml:space="preserve">leg, feet). Participants then entered the climate chamber and completed</w:t>
+      </w:r>
+      <w:r>
+        <w:t xml:space="preserve"> </w:t>
+      </w:r>
+      <w:r>
+        <w:t xml:space="preserve">a 20-minute adaptation period at their assigned workstation under</w:t>
+      </w:r>
+      <w:r>
+        <w:t xml:space="preserve"> </w:t>
+      </w:r>
+      <w:r>
+        <w:t xml:space="preserve">baseline conditions.</w:t>
       </w:r>
     </w:p>
     <w:p>
@@ -1098,19 +1196,25 @@
         <w:pStyle w:val="FirstParagraph"/>
       </w:pPr>
       <w:r>
-        <w:t xml:space="preserve">Thermal comfort was assessed using validated scales consistent with</w:t>
-      </w:r>
-      <w:r>
-        <w:t xml:space="preserve"> </w:t>
-      </w:r>
-      <w:r>
-        <w:t xml:space="preserve">prior ankle draft research and ASHRAE Standard 55 requirements. Survey</w:t>
-      </w:r>
-      <w:r>
-        <w:t xml:space="preserve"> </w:t>
-      </w:r>
-      <w:r>
-        <w:t xml:space="preserve">instruments included:</w:t>
+        <w:t xml:space="preserve">The perception of the thermal environment was assessed using validated</w:t>
+      </w:r>
+      <w:r>
+        <w:t xml:space="preserve"> </w:t>
+      </w:r>
+      <w:r>
+        <w:t xml:space="preserve">scales consistent with prior ankle draft research and ASHRAE Standard 55</w:t>
+      </w:r>
+      <w:r>
+        <w:t xml:space="preserve"> </w:t>
+      </w:r>
+      <w:r>
+        <w:t xml:space="preserve">requirements. Constructs and their scales used in the questionnaires are</w:t>
+      </w:r>
+      <w:r>
+        <w:t xml:space="preserve"> </w:t>
+      </w:r>
+      <w:r>
+        <w:t xml:space="preserve">summarized in Table XX below.</w:t>
       </w:r>
     </w:p>
     <w:p>
@@ -1305,37 +1409,31 @@
         <w:pStyle w:val="FirstParagraph"/>
       </w:pPr>
       <w:r>
-        <w:t xml:space="preserve">Skin temperature was recorded continuously using iButton sensors</w:t>
-      </w:r>
-      <w:r>
-        <w:t xml:space="preserve"> </w:t>
-      </w:r>
-      <w:r>
-        <w:t xml:space="preserve">(Thermochron, Maxim Integrated) attached with medical-grade</w:t>
-      </w:r>
-      <w:r>
-        <w:t xml:space="preserve"> </w:t>
-      </w:r>
-      <w:r>
-        <w:t xml:space="preserve">hypoallergenic tape. Sensors were placed on the lateral lower leg</w:t>
-      </w:r>
-      <w:r>
-        <w:t xml:space="preserve"> </w:t>
-      </w:r>
-      <w:r>
-        <w:t xml:space="preserve">(mid-calf) and feet. Skin temperature data were used to assess local</w:t>
-      </w:r>
-      <w:r>
-        <w:t xml:space="preserve"> </w:t>
-      </w:r>
-      <w:r>
-        <w:t xml:space="preserve">cooling responses and as physiological correlates of subjective thermal</w:t>
-      </w:r>
-      <w:r>
-        <w:t xml:space="preserve"> </w:t>
-      </w:r>
-      <w:r>
-        <w:t xml:space="preserve">sensation.</w:t>
+        <w:t xml:space="preserve">Skin temperature was recorded continuously using the iButton sensors</w:t>
+      </w:r>
+      <w:r>
+        <w:t xml:space="preserve"> </w:t>
+      </w:r>
+      <w:r>
+        <w:t xml:space="preserve">attached with medical-grade hypoallergenic tape. Sensors were placed on</w:t>
+      </w:r>
+      <w:r>
+        <w:t xml:space="preserve"> </w:t>
+      </w:r>
+      <w:r>
+        <w:t xml:space="preserve">the lateral lower leg (mid-calf) and feet. Skin temperature data were</w:t>
+      </w:r>
+      <w:r>
+        <w:t xml:space="preserve"> </w:t>
+      </w:r>
+      <w:r>
+        <w:t xml:space="preserve">used to assess local cooling responses and as physiological correlates</w:t>
+      </w:r>
+      <w:r>
+        <w:t xml:space="preserve"> </w:t>
+      </w:r>
+      <w:r>
+        <w:t xml:space="preserve">of subjective thermal sensation.</w:t>
       </w:r>
     </w:p>
     <w:bookmarkEnd w:id="30"/>

--- a/manuscript/manuscript.docx
+++ b/manuscript/manuscript.docx
@@ -125,29 +125,6 @@
         </w:r>
       </w:hyperlink>
     </w:p>
-    <w:p>
-      <w:pPr>
-        <w:pStyle w:val="SourceCode"/>
-      </w:pPr>
-      <w:r>
-        <w:br/>
-      </w:r>
-      <w:r>
-        <w:rPr>
-          <w:rStyle w:val="VerbatimChar"/>
-        </w:rPr>
-        <w:t xml:space="preserve">The downloaded binary packages are in</w:t>
-      </w:r>
-      <w:r>
-        <w:br/>
-      </w:r>
-      <w:r>
-        <w:rPr>
-          <w:rStyle w:val="VerbatimChar"/>
-        </w:rPr>
-        <w:t xml:space="preserve">    /var/folders/x4/3lxftn1s4zgf32y4j4tqx4kh0000gn/T//RtmpvVXebF/downloaded_packages</w:t>
-      </w:r>
-    </w:p>
     <w:bookmarkStart w:id="21" w:name="abstract"/>
     <w:p>
       <w:pPr>
@@ -590,7 +567,7 @@
       </w:r>
     </w:p>
     <w:bookmarkEnd w:id="22"/>
-    <w:bookmarkStart w:id="32" w:name="sec-methods"/>
+    <w:bookmarkStart w:id="33" w:name="sec-methods"/>
     <w:p>
       <w:pPr>
         <w:pStyle w:val="Heading1"/>
@@ -1182,7 +1159,7 @@
       </w:r>
     </w:p>
     <w:bookmarkEnd w:id="28"/>
-    <w:bookmarkStart w:id="29" w:name="subjective-measurements"/>
+    <w:bookmarkStart w:id="30" w:name="subjective-measurements"/>
     <w:p>
       <w:pPr>
         <w:pStyle w:val="Heading2"/>
@@ -1214,256 +1191,24 @@
         <w:t xml:space="preserve"> </w:t>
       </w:r>
       <w:r>
-        <w:t xml:space="preserve">summarized in Table XX below.</w:t>
-      </w:r>
-    </w:p>
-    <w:p>
-      <w:pPr>
-        <w:pStyle w:val="Compact"/>
-        <w:numPr>
-          <w:ilvl w:val="0"/>
-          <w:numId w:val="1001"/>
-        </w:numPr>
-      </w:pPr>
-      <w:r>
-        <w:rPr>
-          <w:b/>
-          <w:bCs/>
-        </w:rPr>
-        <w:t xml:space="preserve">Whole-body thermal sensation</w:t>
-      </w:r>
-      <w:r>
-        <w:t xml:space="preserve">: 7-point ASHRAE scale (−3 cold to</w:t>
-      </w:r>
-      <w:r>
-        <w:t xml:space="preserve"> </w:t>
-      </w:r>
-      <w:r>
-        <w:t xml:space="preserve">+3 hot)</w:t>
-      </w:r>
-    </w:p>
-    <w:p>
-      <w:pPr>
-        <w:pStyle w:val="Compact"/>
-        <w:numPr>
-          <w:ilvl w:val="0"/>
-          <w:numId w:val="1001"/>
-        </w:numPr>
-      </w:pPr>
-      <w:r>
-        <w:rPr>
-          <w:b/>
-          <w:bCs/>
-        </w:rPr>
-        <w:t xml:space="preserve">Whole-body thermal comfort</w:t>
-      </w:r>
-      <w:r>
-        <w:t xml:space="preserve">: continuous scale</w:t>
-      </w:r>
-    </w:p>
-    <w:p>
-      <w:pPr>
-        <w:pStyle w:val="Compact"/>
-        <w:numPr>
-          <w:ilvl w:val="0"/>
-          <w:numId w:val="1001"/>
-        </w:numPr>
-      </w:pPr>
-      <w:r>
-        <w:rPr>
-          <w:b/>
-          <w:bCs/>
-        </w:rPr>
-        <w:t xml:space="preserve">Whole-body thermal preference</w:t>
-      </w:r>
-      <w:r>
-        <w:t xml:space="preserve">: 3-point scale (cooler / no change</w:t>
-      </w:r>
-      <w:r>
-        <w:t xml:space="preserve"> </w:t>
-      </w:r>
-      <w:r>
-        <w:t xml:space="preserve">/ warmer)</w:t>
-      </w:r>
-    </w:p>
-    <w:p>
-      <w:pPr>
-        <w:pStyle w:val="Compact"/>
-        <w:numPr>
-          <w:ilvl w:val="0"/>
-          <w:numId w:val="1001"/>
-        </w:numPr>
-      </w:pPr>
-      <w:r>
-        <w:rPr>
-          <w:b/>
-          <w:bCs/>
-        </w:rPr>
-        <w:t xml:space="preserve">Local thermal sensation at ankles</w:t>
-      </w:r>
-      <w:r>
-        <w:t xml:space="preserve">: 7-point scale</w:t>
-      </w:r>
-    </w:p>
-    <w:p>
-      <w:pPr>
-        <w:pStyle w:val="Compact"/>
-        <w:numPr>
-          <w:ilvl w:val="0"/>
-          <w:numId w:val="1001"/>
-        </w:numPr>
-      </w:pPr>
-      <w:r>
-        <w:rPr>
-          <w:b/>
-          <w:bCs/>
-        </w:rPr>
-        <w:t xml:space="preserve">Local thermal preference at ankles</w:t>
-      </w:r>
-      <w:r>
-        <w:t xml:space="preserve">: 3-point scale</w:t>
-      </w:r>
-    </w:p>
-    <w:p>
-      <w:pPr>
-        <w:pStyle w:val="Compact"/>
-        <w:numPr>
-          <w:ilvl w:val="0"/>
-          <w:numId w:val="1001"/>
-        </w:numPr>
-      </w:pPr>
-      <w:r>
-        <w:rPr>
-          <w:b/>
-          <w:bCs/>
-        </w:rPr>
-        <w:t xml:space="preserve">Air movement acceptability at ankles</w:t>
-      </w:r>
-      <w:r>
-        <w:t xml:space="preserve">: 5-point scale (very</w:t>
-      </w:r>
-      <w:r>
-        <w:t xml:space="preserve"> </w:t>
-      </w:r>
-      <w:r>
-        <w:t xml:space="preserve">unacceptable to very acceptable)</w:t>
-      </w:r>
-    </w:p>
-    <w:p>
-      <w:pPr>
-        <w:pStyle w:val="Compact"/>
-        <w:numPr>
-          <w:ilvl w:val="0"/>
-          <w:numId w:val="1001"/>
-        </w:numPr>
-      </w:pPr>
-      <w:r>
-        <w:rPr>
-          <w:b/>
-          <w:bCs/>
-        </w:rPr>
-        <w:t xml:space="preserve">Air movement preference at ankles</w:t>
-      </w:r>
-      <w:r>
-        <w:t xml:space="preserve">: 3-point scale (lower / no</w:t>
-      </w:r>
-      <w:r>
-        <w:t xml:space="preserve"> </w:t>
-      </w:r>
-      <w:r>
-        <w:t xml:space="preserve">change / higher)</w:t>
-      </w:r>
-    </w:p>
-    <w:p>
-      <w:pPr>
-        <w:pStyle w:val="FirstParagraph"/>
-      </w:pPr>
-      <w:r>
-        <w:t xml:space="preserve">Surveys were administered electronically via Qualtrics. Participants</w:t>
-      </w:r>
-      <w:r>
-        <w:t xml:space="preserve"> </w:t>
-      </w:r>
-      <w:r>
-        <w:t xml:space="preserve">were not required to respond to any individual question, though</w:t>
-      </w:r>
-      <w:r>
-        <w:t xml:space="preserve"> </w:t>
-      </w:r>
-      <w:r>
-        <w:t xml:space="preserve">completion rates were monitored.</w:t>
-      </w:r>
-    </w:p>
-    <w:bookmarkEnd w:id="29"/>
-    <w:bookmarkStart w:id="30" w:name="physiological-measurements"/>
-    <w:p>
-      <w:pPr>
-        <w:pStyle w:val="Heading2"/>
-      </w:pPr>
-      <w:r>
-        <w:t xml:space="preserve">2.8 Physiological measurements</w:t>
-      </w:r>
-    </w:p>
-    <w:p>
-      <w:pPr>
-        <w:pStyle w:val="FirstParagraph"/>
-      </w:pPr>
-      <w:r>
-        <w:t xml:space="preserve">Skin temperature was recorded continuously using the iButton sensors</w:t>
-      </w:r>
-      <w:r>
-        <w:t xml:space="preserve"> </w:t>
-      </w:r>
-      <w:r>
-        <w:t xml:space="preserve">attached with medical-grade hypoallergenic tape. Sensors were placed on</w:t>
-      </w:r>
-      <w:r>
-        <w:t xml:space="preserve"> </w:t>
-      </w:r>
-      <w:r>
-        <w:t xml:space="preserve">the lateral lower leg (mid-calf) and feet. Skin temperature data were</w:t>
-      </w:r>
-      <w:r>
-        <w:t xml:space="preserve"> </w:t>
-      </w:r>
-      <w:r>
-        <w:t xml:space="preserve">used to assess local cooling responses and as physiological correlates</w:t>
-      </w:r>
-      <w:r>
-        <w:t xml:space="preserve"> </w:t>
-      </w:r>
-      <w:r>
-        <w:t xml:space="preserve">of subjective thermal sensation.</w:t>
-      </w:r>
-    </w:p>
-    <w:bookmarkEnd w:id="30"/>
-    <w:bookmarkStart w:id="31" w:name="statistical-analysis-and-data-processing"/>
-    <w:p>
-      <w:pPr>
-        <w:pStyle w:val="Heading2"/>
-      </w:pPr>
-      <w:r>
-        <w:t xml:space="preserve">2.9 Statistical analysis and data processing</w:t>
-      </w:r>
-    </w:p>
-    <w:bookmarkEnd w:id="31"/>
-    <w:bookmarkEnd w:id="32"/>
-    <w:bookmarkStart w:id="48" w:name="results"/>
-    <w:p>
-      <w:pPr>
-        <w:pStyle w:val="Heading1"/>
-      </w:pPr>
-      <w:r>
-        <w:t xml:space="preserve">3. Results</w:t>
-      </w:r>
-    </w:p>
-    <w:bookmarkStart w:id="35" w:name="X7c2c88ad051007eed246cb0019e3320707ea507"/>
-    <w:p>
-      <w:pPr>
-        <w:pStyle w:val="Heading2"/>
-      </w:pPr>
-      <w:r>
-        <w:t xml:space="preserve">3.1 Participants and environmental conditions</w:t>
+        <w:t xml:space="preserve">summarized in</w:t>
+      </w:r>
+      <w:r>
+        <w:t xml:space="preserve"> </w:t>
+      </w:r>
+      <w:hyperlink w:anchor="tbl-scales">
+        <w:r>
+          <w:rPr>
+            <w:rStyle w:val="Hyperlink"/>
+          </w:rPr>
+          <w:t xml:space="preserve">Table 1</w:t>
+        </w:r>
+      </w:hyperlink>
+      <w:r>
+        <w:t xml:space="preserve"> </w:t>
+      </w:r>
+      <w:r>
+        <w:t xml:space="preserve">below.</w:t>
       </w:r>
     </w:p>
     <w:tbl>
@@ -1479,7 +1224,7 @@
       <w:tr>
         <w:tc>
           <w:tcPr/>
-          <w:bookmarkStart w:id="33" w:name="tbl-demographics"/>
+          <w:bookmarkStart w:id="29" w:name="tbl-scales"/>
           <w:p>
             <w:pPr>
               <w:jc w:val="center"/>
@@ -1490,7 +1235,742 @@
               <w:pStyle w:val="ImageCaption"/>
             </w:pPr>
             <w:r>
-              <w:t xml:space="preserve">Table 1: Summary of demographic information (mean ± SD) on study participants.</w:t>
+              <w:t xml:space="preserve">Table 1: Survey constructs and measurement scales</w:t>
+            </w:r>
+          </w:p>
+          <w:tbl>
+            <w:tblPr>
+              <w:tblStyle w:val="Table"/>
+              <w:tblW w:type="pct" w:w="5000"/>
+              <w:tblLayout w:type="fixed"/>
+              <w:tblLook w:firstRow="1" w:lastRow="0" w:firstColumn="0" w:lastColumn="0" w:noHBand="0" w:noVBand="0" w:val="0020"/>
+            </w:tblPr>
+            <w:tblGrid>
+              <w:gridCol w:w="1188"/>
+              <w:gridCol w:w="1980"/>
+              <w:gridCol w:w="1188"/>
+              <w:gridCol w:w="3564"/>
+            </w:tblGrid>
+            <w:tr>
+              <w:trPr>
+                <w:tblHeader w:val="on"/>
+              </w:trPr>
+              <w:tc>
+                <w:tcPr/>
+                <w:p>
+                  <w:pPr>
+                    <w:pStyle w:val="Compact"/>
+                    <w:jc w:val="left"/>
+                    <w:jc w:val="center"/>
+                  </w:pPr>
+                  <w:r>
+                    <w:t xml:space="preserve">Construct</w:t>
+                  </w:r>
+                </w:p>
+              </w:tc>
+              <w:tc>
+                <w:tcPr/>
+                <w:p>
+                  <w:pPr>
+                    <w:pStyle w:val="Compact"/>
+                    <w:jc w:val="left"/>
+                    <w:jc w:val="center"/>
+                  </w:pPr>
+                  <w:r>
+                    <w:t xml:space="preserve">Question</w:t>
+                  </w:r>
+                </w:p>
+              </w:tc>
+              <w:tc>
+                <w:tcPr/>
+                <w:p>
+                  <w:pPr>
+                    <w:pStyle w:val="Compact"/>
+                    <w:jc w:val="left"/>
+                    <w:jc w:val="center"/>
+                  </w:pPr>
+                  <w:r>
+                    <w:t xml:space="preserve">Scale type</w:t>
+                  </w:r>
+                </w:p>
+              </w:tc>
+              <w:tc>
+                <w:tcPr/>
+                <w:p>
+                  <w:pPr>
+                    <w:pStyle w:val="Compact"/>
+                    <w:jc w:val="left"/>
+                    <w:jc w:val="center"/>
+                  </w:pPr>
+                  <w:r>
+                    <w:t xml:space="preserve">Levels</w:t>
+                  </w:r>
+                </w:p>
+              </w:tc>
+            </w:tr>
+            <w:tr>
+              <w:tc>
+                <w:tcPr/>
+                <w:p>
+                  <w:pPr>
+                    <w:pStyle w:val="Compact"/>
+                    <w:jc w:val="left"/>
+                    <w:jc w:val="center"/>
+                  </w:pPr>
+                  <w:r>
+                    <w:t xml:space="preserve">Thermal sensation</w:t>
+                  </w:r>
+                </w:p>
+              </w:tc>
+              <w:tc>
+                <w:tcPr/>
+                <w:p>
+                  <w:pPr>
+                    <w:pStyle w:val="Compact"/>
+                    <w:jc w:val="left"/>
+                    <w:jc w:val="center"/>
+                  </w:pPr>
+                  <w:r>
+                    <w:t xml:space="preserve">How do you feel right now?</w:t>
+                  </w:r>
+                </w:p>
+              </w:tc>
+              <w:tc>
+                <w:tcPr/>
+                <w:p>
+                  <w:pPr>
+                    <w:pStyle w:val="Compact"/>
+                    <w:jc w:val="left"/>
+                    <w:jc w:val="center"/>
+                  </w:pPr>
+                  <w:r>
+                    <w:t xml:space="preserve">7-point continuous</w:t>
+                  </w:r>
+                </w:p>
+              </w:tc>
+              <w:tc>
+                <w:tcPr/>
+                <w:p>
+                  <w:pPr>
+                    <w:pStyle w:val="Compact"/>
+                    <w:jc w:val="left"/>
+                    <w:jc w:val="center"/>
+                  </w:pPr>
+                  <w:r>
+                    <w:t xml:space="preserve">−3 (cold) −2 (cool) −1 (slightly cool) 0 (neutral) +1 (slightly warm) +2 (warm) +3 (hot)</w:t>
+                  </w:r>
+                </w:p>
+              </w:tc>
+            </w:tr>
+            <w:tr>
+              <w:tc>
+                <w:tcPr/>
+                <w:p>
+                  <w:pPr>
+                    <w:pStyle w:val="Compact"/>
+                    <w:jc w:val="left"/>
+                    <w:jc w:val="center"/>
+                  </w:pPr>
+                  <w:r>
+                    <w:t xml:space="preserve">Thermal comfort</w:t>
+                  </w:r>
+                </w:p>
+              </w:tc>
+              <w:tc>
+                <w:tcPr/>
+                <w:p>
+                  <w:pPr>
+                    <w:pStyle w:val="Compact"/>
+                    <w:jc w:val="left"/>
+                    <w:jc w:val="center"/>
+                  </w:pPr>
+                  <w:r>
+                    <w:t xml:space="preserve">Right now do you find this environment…?</w:t>
+                  </w:r>
+                </w:p>
+              </w:tc>
+              <w:tc>
+                <w:tcPr/>
+                <w:p>
+                  <w:pPr>
+                    <w:pStyle w:val="Compact"/>
+                    <w:jc w:val="left"/>
+                    <w:jc w:val="center"/>
+                  </w:pPr>
+                  <w:r>
+                    <w:t xml:space="preserve">6-point continuous</w:t>
+                  </w:r>
+                </w:p>
+              </w:tc>
+              <w:tc>
+                <w:tcPr/>
+                <w:p>
+                  <w:pPr>
+                    <w:pStyle w:val="Compact"/>
+                    <w:jc w:val="left"/>
+                    <w:jc w:val="center"/>
+                  </w:pPr>
+                  <w:r>
+                    <w:t xml:space="preserve">−3 (very uncomfortable) −2 (uncomfortable) −1 (just uncomfortable) +1 (just comfortable) +2 (comfortable) +3 (very comfortable)</w:t>
+                  </w:r>
+                </w:p>
+              </w:tc>
+            </w:tr>
+            <w:tr>
+              <w:tc>
+                <w:tcPr/>
+                <w:p>
+                  <w:pPr>
+                    <w:pStyle w:val="Compact"/>
+                    <w:jc w:val="left"/>
+                    <w:jc w:val="center"/>
+                  </w:pPr>
+                  <w:r>
+                    <w:t xml:space="preserve">Thermal preference</w:t>
+                  </w:r>
+                </w:p>
+              </w:tc>
+              <w:tc>
+                <w:tcPr/>
+                <w:p>
+                  <w:pPr>
+                    <w:pStyle w:val="Compact"/>
+                    <w:jc w:val="left"/>
+                    <w:jc w:val="center"/>
+                  </w:pPr>
+                  <w:r>
+                    <w:t xml:space="preserve">Right now would you prefer to be…?</w:t>
+                  </w:r>
+                </w:p>
+              </w:tc>
+              <w:tc>
+                <w:tcPr/>
+                <w:p>
+                  <w:pPr>
+                    <w:pStyle w:val="Compact"/>
+                    <w:jc w:val="left"/>
+                    <w:jc w:val="center"/>
+                  </w:pPr>
+                  <w:r>
+                    <w:t xml:space="preserve">3-point ordinal</w:t>
+                  </w:r>
+                </w:p>
+              </w:tc>
+              <w:tc>
+                <w:tcPr/>
+                <w:p>
+                  <w:pPr>
+                    <w:pStyle w:val="Compact"/>
+                    <w:jc w:val="left"/>
+                    <w:jc w:val="center"/>
+                  </w:pPr>
+                  <w:r>
+                    <w:t xml:space="preserve">−1 (warmer) | 0 (no change) | +1 (cooler)</w:t>
+                  </w:r>
+                </w:p>
+              </w:tc>
+            </w:tr>
+            <w:tr>
+              <w:tc>
+                <w:tcPr/>
+                <w:p>
+                  <w:pPr>
+                    <w:pStyle w:val="Compact"/>
+                    <w:jc w:val="left"/>
+                    <w:jc w:val="center"/>
+                  </w:pPr>
+                  <w:r>
+                    <w:t xml:space="preserve">Thermal acceptability</w:t>
+                  </w:r>
+                </w:p>
+              </w:tc>
+              <w:tc>
+                <w:tcPr/>
+                <w:p>
+                  <w:pPr>
+                    <w:pStyle w:val="Compact"/>
+                    <w:jc w:val="left"/>
+                    <w:jc w:val="center"/>
+                  </w:pPr>
+                  <w:r>
+                    <w:t xml:space="preserve">Please rate your acceptance of the current thermal environment</w:t>
+                  </w:r>
+                </w:p>
+              </w:tc>
+              <w:tc>
+                <w:tcPr/>
+                <w:p>
+                  <w:pPr>
+                    <w:pStyle w:val="Compact"/>
+                    <w:jc w:val="left"/>
+                    <w:jc w:val="center"/>
+                  </w:pPr>
+                  <w:r>
+                    <w:t xml:space="preserve">4-point continuous</w:t>
+                  </w:r>
+                </w:p>
+              </w:tc>
+              <w:tc>
+                <w:tcPr/>
+                <w:p>
+                  <w:pPr>
+                    <w:pStyle w:val="Compact"/>
+                    <w:jc w:val="left"/>
+                    <w:jc w:val="center"/>
+                  </w:pPr>
+                  <w:r>
+                    <w:t xml:space="preserve">−2 (clearly unacceptable) −1 (just unacceptable) +1 (just acceptable) +2 (clearly acceptable)</w:t>
+                  </w:r>
+                </w:p>
+              </w:tc>
+            </w:tr>
+            <w:tr>
+              <w:tc>
+                <w:tcPr/>
+                <w:p>
+                  <w:pPr>
+                    <w:pStyle w:val="Compact"/>
+                    <w:jc w:val="left"/>
+                    <w:jc w:val="center"/>
+                  </w:pPr>
+                  <w:r>
+                    <w:t xml:space="preserve">Thermal satisfaction</w:t>
+                  </w:r>
+                </w:p>
+              </w:tc>
+              <w:tc>
+                <w:tcPr/>
+                <w:p>
+                  <w:pPr>
+                    <w:pStyle w:val="Compact"/>
+                    <w:jc w:val="left"/>
+                    <w:jc w:val="center"/>
+                  </w:pPr>
+                  <w:r>
+                    <w:t xml:space="preserve">How satisfied are you with the thermal environment right now?</w:t>
+                  </w:r>
+                </w:p>
+              </w:tc>
+              <w:tc>
+                <w:tcPr/>
+                <w:p>
+                  <w:pPr>
+                    <w:pStyle w:val="Compact"/>
+                    <w:jc w:val="left"/>
+                    <w:jc w:val="center"/>
+                  </w:pPr>
+                  <w:r>
+                    <w:t xml:space="preserve">7-point continuous</w:t>
+                  </w:r>
+                </w:p>
+              </w:tc>
+              <w:tc>
+                <w:tcPr/>
+                <w:p>
+                  <w:pPr>
+                    <w:pStyle w:val="Compact"/>
+                    <w:jc w:val="left"/>
+                    <w:jc w:val="center"/>
+                  </w:pPr>
+                  <w:r>
+                    <w:t xml:space="preserve">−3 (very dissatisfied) −2 (dissatisfied) −1 (slightly dissatisfied) 0 (neither nor) +1 (slightly satisfied) +2 (satisfied) +3 (very satisfied)</w:t>
+                  </w:r>
+                </w:p>
+              </w:tc>
+            </w:tr>
+            <w:tr>
+              <w:tc>
+                <w:tcPr/>
+                <w:p>
+                  <w:pPr>
+                    <w:pStyle w:val="Compact"/>
+                    <w:jc w:val="left"/>
+                    <w:jc w:val="center"/>
+                  </w:pPr>
+                  <w:r>
+                    <w:t xml:space="preserve">Thermal pleasantness</w:t>
+                  </w:r>
+                </w:p>
+              </w:tc>
+              <w:tc>
+                <w:tcPr/>
+                <w:p>
+                  <w:pPr>
+                    <w:pStyle w:val="Compact"/>
+                    <w:jc w:val="left"/>
+                    <w:jc w:val="center"/>
+                  </w:pPr>
+                  <w:r>
+                    <w:t xml:space="preserve">Right now do you find this thermal environment…?</w:t>
+                  </w:r>
+                </w:p>
+              </w:tc>
+              <w:tc>
+                <w:tcPr/>
+                <w:p>
+                  <w:pPr>
+                    <w:pStyle w:val="Compact"/>
+                    <w:jc w:val="left"/>
+                    <w:jc w:val="center"/>
+                  </w:pPr>
+                  <w:r>
+                    <w:t xml:space="preserve">7-point continuous</w:t>
+                  </w:r>
+                </w:p>
+              </w:tc>
+              <w:tc>
+                <w:tcPr/>
+                <w:p>
+                  <w:pPr>
+                    <w:pStyle w:val="Compact"/>
+                    <w:jc w:val="left"/>
+                    <w:jc w:val="center"/>
+                  </w:pPr>
+                  <w:r>
+                    <w:t xml:space="preserve">−3 (very unpleasant) −2 (unpleasant) −1 (slightly unpleasant) 0 (neutral) +1 (slightly pleasant) +2 (pleasant) +3 (very pleasant)</w:t>
+                  </w:r>
+                </w:p>
+              </w:tc>
+            </w:tr>
+            <w:tr>
+              <w:tc>
+                <w:tcPr/>
+                <w:p>
+                  <w:pPr>
+                    <w:pStyle w:val="Compact"/>
+                    <w:jc w:val="left"/>
+                    <w:jc w:val="center"/>
+                  </w:pPr>
+                  <w:r>
+                    <w:t xml:space="preserve">Air movement acceptability at ankles</w:t>
+                  </w:r>
+                </w:p>
+              </w:tc>
+              <w:tc>
+                <w:tcPr/>
+                <w:p>
+                  <w:pPr>
+                    <w:pStyle w:val="Compact"/>
+                    <w:jc w:val="left"/>
+                    <w:jc w:val="center"/>
+                  </w:pPr>
+                  <w:r>
+                    <w:t xml:space="preserve">Please rate your acceptance of air movement at your ankles</w:t>
+                  </w:r>
+                </w:p>
+              </w:tc>
+              <w:tc>
+                <w:tcPr/>
+                <w:p>
+                  <w:pPr>
+                    <w:pStyle w:val="Compact"/>
+                    <w:jc w:val="left"/>
+                    <w:jc w:val="center"/>
+                  </w:pPr>
+                  <w:r>
+                    <w:t xml:space="preserve">4-point continuous</w:t>
+                  </w:r>
+                </w:p>
+              </w:tc>
+              <w:tc>
+                <w:tcPr/>
+                <w:p>
+                  <w:pPr>
+                    <w:pStyle w:val="Compact"/>
+                    <w:jc w:val="left"/>
+                    <w:jc w:val="center"/>
+                  </w:pPr>
+                  <w:r>
+                    <w:t xml:space="preserve">−2 (clearly unacceptable) −1 (just unacceptable) +1 (just acceptable) +2 (clearly acceptable)</w:t>
+                  </w:r>
+                </w:p>
+              </w:tc>
+            </w:tr>
+            <w:tr>
+              <w:tc>
+                <w:tcPr/>
+                <w:p>
+                  <w:pPr>
+                    <w:pStyle w:val="Compact"/>
+                    <w:jc w:val="left"/>
+                    <w:jc w:val="center"/>
+                  </w:pPr>
+                  <w:r>
+                    <w:t xml:space="preserve">Air movement preference at ankles</w:t>
+                  </w:r>
+                </w:p>
+              </w:tc>
+              <w:tc>
+                <w:tcPr/>
+                <w:p>
+                  <w:pPr>
+                    <w:pStyle w:val="Compact"/>
+                    <w:jc w:val="left"/>
+                    <w:jc w:val="center"/>
+                  </w:pPr>
+                  <w:r>
+                    <w:t xml:space="preserve">Right now around my ankles I would prefer…?</w:t>
+                  </w:r>
+                </w:p>
+              </w:tc>
+              <w:tc>
+                <w:tcPr/>
+                <w:p>
+                  <w:pPr>
+                    <w:pStyle w:val="Compact"/>
+                    <w:jc w:val="left"/>
+                    <w:jc w:val="center"/>
+                  </w:pPr>
+                  <w:r>
+                    <w:t xml:space="preserve">3-point ordinal</w:t>
+                  </w:r>
+                </w:p>
+              </w:tc>
+              <w:tc>
+                <w:tcPr/>
+                <w:p>
+                  <w:pPr>
+                    <w:pStyle w:val="Compact"/>
+                    <w:jc w:val="left"/>
+                    <w:jc w:val="center"/>
+                  </w:pPr>
+                  <w:r>
+                    <w:t xml:space="preserve">−1 (less air movement) | 0 (no change) | +1 (more air movement)</w:t>
+                  </w:r>
+                </w:p>
+              </w:tc>
+            </w:tr>
+            <w:tr>
+              <w:tc>
+                <w:tcPr/>
+                <w:p>
+                  <w:pPr>
+                    <w:pStyle w:val="Compact"/>
+                    <w:jc w:val="left"/>
+                    <w:jc w:val="center"/>
+                  </w:pPr>
+                  <w:r>
+                    <w:t xml:space="preserve">Air quality preference</w:t>
+                  </w:r>
+                </w:p>
+              </w:tc>
+              <w:tc>
+                <w:tcPr/>
+                <w:p>
+                  <w:pPr>
+                    <w:pStyle w:val="Compact"/>
+                    <w:jc w:val="left"/>
+                    <w:jc w:val="center"/>
+                  </w:pPr>
+                  <w:r>
+                    <w:t xml:space="preserve">Please rate your acceptance of the current air quality in the room</w:t>
+                  </w:r>
+                </w:p>
+              </w:tc>
+              <w:tc>
+                <w:tcPr/>
+                <w:p>
+                  <w:pPr>
+                    <w:pStyle w:val="Compact"/>
+                    <w:jc w:val="left"/>
+                    <w:jc w:val="center"/>
+                  </w:pPr>
+                  <w:r>
+                    <w:t xml:space="preserve">4-point continuous</w:t>
+                  </w:r>
+                </w:p>
+              </w:tc>
+              <w:tc>
+                <w:tcPr/>
+                <w:p>
+                  <w:pPr>
+                    <w:pStyle w:val="Compact"/>
+                    <w:jc w:val="left"/>
+                    <w:jc w:val="center"/>
+                  </w:pPr>
+                  <w:r>
+                    <w:t xml:space="preserve">−2 (clearly unacceptable) −1 (just unacceptable) +1 (just acceptable) +2 (clearly acceptable)</w:t>
+                  </w:r>
+                </w:p>
+              </w:tc>
+            </w:tr>
+            <w:tr>
+              <w:tc>
+                <w:tcPr/>
+                <w:p>
+                  <w:pPr>
+                    <w:pStyle w:val="Compact"/>
+                    <w:jc w:val="left"/>
+                    <w:jc w:val="center"/>
+                  </w:pPr>
+                  <w:r>
+                    <w:t xml:space="preserve">Clothing change</w:t>
+                  </w:r>
+                </w:p>
+              </w:tc>
+              <w:tc>
+                <w:tcPr/>
+                <w:p>
+                  <w:pPr>
+                    <w:pStyle w:val="Compact"/>
+                    <w:jc w:val="left"/>
+                    <w:jc w:val="center"/>
+                  </w:pPr>
+                  <w:r>
+                    <w:t xml:space="preserve">Did you adjust your upper body clothing?</w:t>
+                  </w:r>
+                </w:p>
+              </w:tc>
+              <w:tc>
+                <w:tcPr/>
+                <w:p>
+                  <w:pPr>
+                    <w:pStyle w:val="Compact"/>
+                    <w:jc w:val="left"/>
+                    <w:jc w:val="center"/>
+                  </w:pPr>
+                  <w:r>
+                    <w:t xml:space="preserve">binary</w:t>
+                  </w:r>
+                </w:p>
+              </w:tc>
+              <w:tc>
+                <w:tcPr/>
+                <w:p>
+                  <w:pPr>
+                    <w:pStyle w:val="Compact"/>
+                    <w:jc w:val="left"/>
+                    <w:jc w:val="center"/>
+                  </w:pPr>
+                  <w:r>
+                    <w:t xml:space="preserve">—</w:t>
+                  </w:r>
+                </w:p>
+              </w:tc>
+            </w:tr>
+          </w:tbl>
+          <w:bookmarkEnd w:id="29"/>
+          <w:p/>
+        </w:tc>
+      </w:tr>
+    </w:tbl>
+    <w:p>
+      <w:pPr>
+        <w:pStyle w:val="BodyText"/>
+      </w:pPr>
+      <w:r>
+        <w:t xml:space="preserve">Surveys were administered electronically via Qualtrics. Participants</w:t>
+      </w:r>
+      <w:r>
+        <w:t xml:space="preserve"> </w:t>
+      </w:r>
+      <w:r>
+        <w:t xml:space="preserve">were not required to respond to any individual question, though</w:t>
+      </w:r>
+      <w:r>
+        <w:t xml:space="preserve"> </w:t>
+      </w:r>
+      <w:r>
+        <w:t xml:space="preserve">completion rates were monitored.</w:t>
+      </w:r>
+    </w:p>
+    <w:bookmarkEnd w:id="30"/>
+    <w:bookmarkStart w:id="31" w:name="physiological-measurements"/>
+    <w:p>
+      <w:pPr>
+        <w:pStyle w:val="Heading2"/>
+      </w:pPr>
+      <w:r>
+        <w:t xml:space="preserve">2.8 Physiological measurements</w:t>
+      </w:r>
+    </w:p>
+    <w:p>
+      <w:pPr>
+        <w:pStyle w:val="FirstParagraph"/>
+      </w:pPr>
+      <w:r>
+        <w:t xml:space="preserve">Skin temperature was recorded continuously using the iButton sensors</w:t>
+      </w:r>
+      <w:r>
+        <w:t xml:space="preserve"> </w:t>
+      </w:r>
+      <w:r>
+        <w:t xml:space="preserve">attached with medical-grade hypoallergenic tape. Sensors were placed on</w:t>
+      </w:r>
+      <w:r>
+        <w:t xml:space="preserve"> </w:t>
+      </w:r>
+      <w:r>
+        <w:t xml:space="preserve">the lateral lower leg (mid-calf) and feet. Skin temperature data were</w:t>
+      </w:r>
+      <w:r>
+        <w:t xml:space="preserve"> </w:t>
+      </w:r>
+      <w:r>
+        <w:t xml:space="preserve">used to assess local cooling responses and as physiological correlates</w:t>
+      </w:r>
+      <w:r>
+        <w:t xml:space="preserve"> </w:t>
+      </w:r>
+      <w:r>
+        <w:t xml:space="preserve">of subjective thermal sensation.</w:t>
+      </w:r>
+    </w:p>
+    <w:bookmarkEnd w:id="31"/>
+    <w:bookmarkStart w:id="32" w:name="statistical-analysis-and-data-processing"/>
+    <w:p>
+      <w:pPr>
+        <w:pStyle w:val="Heading2"/>
+      </w:pPr>
+      <w:r>
+        <w:t xml:space="preserve">2.9 Statistical analysis and data processing</w:t>
+      </w:r>
+    </w:p>
+    <w:bookmarkEnd w:id="32"/>
+    <w:bookmarkEnd w:id="33"/>
+    <w:bookmarkStart w:id="49" w:name="results"/>
+    <w:p>
+      <w:pPr>
+        <w:pStyle w:val="Heading1"/>
+      </w:pPr>
+      <w:r>
+        <w:t xml:space="preserve">3. Results</w:t>
+      </w:r>
+    </w:p>
+    <w:bookmarkStart w:id="36" w:name="X7c2c88ad051007eed246cb0019e3320707ea507"/>
+    <w:p>
+      <w:pPr>
+        <w:pStyle w:val="Heading2"/>
+      </w:pPr>
+      <w:r>
+        <w:t xml:space="preserve">3.1 Participants and environmental conditions</w:t>
+      </w:r>
+    </w:p>
+    <w:tbl>
+      <w:tblPr>
+        <w:tblStyle w:val="Table"/>
+        <w:tblW w:type="pct" w:w="5000"/>
+        <w:tblLayout w:type="fixed"/>
+        <w:tblLook w:firstRow="0" w:lastRow="0" w:firstColumn="0" w:lastColumn="0" w:noHBand="0" w:noVBand="0" w:val="0000"/>
+      </w:tblPr>
+      <w:tblGrid>
+        <w:gridCol w:w="7920"/>
+      </w:tblGrid>
+      <w:tr>
+        <w:tc>
+          <w:tcPr/>
+          <w:bookmarkStart w:id="34" w:name="tbl-demographics"/>
+          <w:p>
+            <w:pPr>
+              <w:jc w:val="center"/>
+            </w:pPr>
+            <w:pPr>
+              <w:jc w:val="left"/>
+              <w:spacing w:before="200"/>
+              <w:pStyle w:val="ImageCaption"/>
+            </w:pPr>
+            <w:r>
+              <w:t xml:space="preserve">Table 2: Summary of demographic information (mean ± SD) on study participants.</w:t>
             </w:r>
           </w:p>
           <w:tbl>
@@ -1912,7 +2392,7 @@
               </w:tc>
             </w:tr>
           </w:tbl>
-          <w:bookmarkEnd w:id="33"/>
+          <w:bookmarkEnd w:id="34"/>
           <w:p/>
         </w:tc>
       </w:tr>
@@ -1930,7 +2410,7 @@
       <w:tr>
         <w:tc>
           <w:tcPr/>
-          <w:bookmarkStart w:id="34" w:name="tbl-env"/>
+          <w:bookmarkStart w:id="35" w:name="tbl-env"/>
           <w:p>
             <w:pPr>
               <w:jc w:val="center"/>
@@ -1941,7 +2421,7 @@
               <w:pStyle w:val="ImageCaption"/>
             </w:pPr>
             <w:r>
-              <w:t xml:space="preserve">Table 2: Summary of environmental measurements.</w:t>
+              <w:t xml:space="preserve">Table 3: Summary of environmental measurements.</w:t>
             </w:r>
           </w:p>
           <w:tbl>
@@ -2609,13 +3089,13 @@
               </w:tc>
             </w:tr>
           </w:tbl>
-          <w:bookmarkEnd w:id="34"/>
+          <w:bookmarkEnd w:id="35"/>
           <w:p/>
         </w:tc>
       </w:tr>
     </w:tbl>
-    <w:bookmarkEnd w:id="35"/>
-    <w:bookmarkStart w:id="40" w:name="thermal-sensation-and-comfort-responses"/>
+    <w:bookmarkEnd w:id="36"/>
+    <w:bookmarkStart w:id="41" w:name="thermal-sensation-and-comfort-responses"/>
     <w:p>
       <w:pPr>
         <w:pStyle w:val="Heading2"/>
@@ -2637,7 +3117,7 @@
       <w:tr>
         <w:tc>
           <w:tcPr/>
-          <w:bookmarkStart w:id="39" w:name="fig-thermal-perception"/>
+          <w:bookmarkStart w:id="40" w:name="fig-thermal-perception"/>
           <w:p>
             <w:pPr>
               <w:pStyle w:val="Compact"/>
@@ -2648,18 +3128,18 @@
                 <wp:inline>
                   <wp:extent cx="5943600" cy="5846245"/>
                   <wp:effectExtent b="0" l="0" r="0" t="0"/>
-                  <wp:docPr descr="" title="" id="37" name="Picture"/>
+                  <wp:docPr descr="" title="" id="38" name="Picture"/>
                   <a:graphic>
                     <a:graphicData uri="http://schemas.openxmlformats.org/drawingml/2006/picture">
                       <pic:pic>
                         <pic:nvPicPr>
-                          <pic:cNvPr descr="figs/thermal_perception.png" id="38" name="Picture"/>
+                          <pic:cNvPr descr="figs/thermal_perception.png" id="39" name="Picture"/>
                           <pic:cNvPicPr>
                             <a:picLocks noChangeArrowheads="1" noChangeAspect="1"/>
                           </pic:cNvPicPr>
                         </pic:nvPicPr>
                         <pic:blipFill>
-                          <a:blip r:embed="rId36"/>
+                          <a:blip r:embed="rId37"/>
                           <a:stretch>
                             <a:fillRect/>
                           </a:stretch>
@@ -2705,12 +3185,12 @@
               <w:t xml:space="preserve">acceptability.</w:t>
             </w:r>
           </w:p>
-          <w:bookmarkEnd w:id="39"/>
+          <w:bookmarkEnd w:id="40"/>
         </w:tc>
       </w:tr>
     </w:tbl>
-    <w:bookmarkEnd w:id="40"/>
-    <w:bookmarkStart w:id="45" w:name="air-movement-acceptability-at-ankles"/>
+    <w:bookmarkEnd w:id="41"/>
+    <w:bookmarkStart w:id="46" w:name="air-movement-acceptability-at-ankles"/>
     <w:p>
       <w:pPr>
         <w:pStyle w:val="Heading2"/>
@@ -2732,7 +3212,7 @@
       <w:tr>
         <w:tc>
           <w:tcPr/>
-          <w:bookmarkStart w:id="44" w:name="fig-air-move-acc-pref"/>
+          <w:bookmarkStart w:id="45" w:name="fig-air-move-acc-pref"/>
           <w:p>
             <w:pPr>
               <w:pStyle w:val="Compact"/>
@@ -2743,18 +3223,18 @@
                 <wp:inline>
                   <wp:extent cx="3208646" cy="4328282"/>
                   <wp:effectExtent b="0" l="0" r="0" t="0"/>
-                  <wp:docPr descr="" title="" id="42" name="Picture"/>
+                  <wp:docPr descr="" title="" id="43" name="Picture"/>
                   <a:graphic>
                     <a:graphicData uri="http://schemas.openxmlformats.org/drawingml/2006/picture">
                       <pic:pic>
                         <pic:nvPicPr>
-                          <pic:cNvPr descr="figs/air_movement_acc_pref.png" id="43" name="Picture"/>
+                          <pic:cNvPr descr="figs/air_movement_acc_pref.png" id="44" name="Picture"/>
                           <pic:cNvPicPr>
                             <a:picLocks noChangeArrowheads="1" noChangeAspect="1"/>
                           </pic:cNvPicPr>
                         </pic:nvPicPr>
                         <pic:blipFill>
-                          <a:blip r:embed="rId41"/>
+                          <a:blip r:embed="rId42"/>
                           <a:stretch>
                             <a:fillRect/>
                           </a:stretch>
@@ -2800,12 +3280,12 @@
               <w:t xml:space="preserve">preference.</w:t>
             </w:r>
           </w:p>
-          <w:bookmarkEnd w:id="44"/>
+          <w:bookmarkEnd w:id="45"/>
         </w:tc>
       </w:tr>
     </w:tbl>
-    <w:bookmarkEnd w:id="45"/>
-    <w:bookmarkStart w:id="46" w:name="dissatisfaction-with-ankle-draft"/>
+    <w:bookmarkEnd w:id="46"/>
+    <w:bookmarkStart w:id="47" w:name="dissatisfaction-with-ankle-draft"/>
     <w:p>
       <w:pPr>
         <w:pStyle w:val="Heading2"/>
@@ -2814,8 +3294,8 @@
         <w:t xml:space="preserve">3.4 Dissatisfaction with ankle draft</w:t>
       </w:r>
     </w:p>
-    <w:bookmarkEnd w:id="46"/>
-    <w:bookmarkStart w:id="47" w:name="updated-model-for-winter-conditions"/>
+    <w:bookmarkEnd w:id="47"/>
+    <w:bookmarkStart w:id="48" w:name="updated-model-for-winter-conditions"/>
     <w:p>
       <w:pPr>
         <w:pStyle w:val="Heading2"/>
@@ -2824,9 +3304,9 @@
         <w:t xml:space="preserve">3.5 Updated model for winter conditions</w:t>
       </w:r>
     </w:p>
-    <w:bookmarkEnd w:id="47"/>
     <w:bookmarkEnd w:id="48"/>
-    <w:bookmarkStart w:id="54" w:name="discussion"/>
+    <w:bookmarkEnd w:id="49"/>
+    <w:bookmarkStart w:id="55" w:name="discussion"/>
     <w:p>
       <w:pPr>
         <w:pStyle w:val="Heading1"/>
@@ -2849,7 +3329,7 @@
         <w:t xml:space="preserve">winter clothing effect on ankle draft sensitivity].</w:t>
       </w:r>
     </w:p>
-    <w:bookmarkStart w:id="49" w:name="comparison-with-prior-research"/>
+    <w:bookmarkStart w:id="50" w:name="comparison-with-prior-research"/>
     <w:p>
       <w:pPr>
         <w:pStyle w:val="Heading2"/>
@@ -2858,8 +3338,8 @@
         <w:t xml:space="preserve">4.1 Comparison with prior research</w:t>
       </w:r>
     </w:p>
-    <w:bookmarkEnd w:id="49"/>
-    <w:bookmarkStart w:id="50" w:name="mechanisms"/>
+    <w:bookmarkEnd w:id="50"/>
+    <w:bookmarkStart w:id="51" w:name="mechanisms"/>
     <w:p>
       <w:pPr>
         <w:pStyle w:val="Heading2"/>
@@ -2868,8 +3348,8 @@
         <w:t xml:space="preserve">4.2 Mechanisms</w:t>
       </w:r>
     </w:p>
-    <w:bookmarkEnd w:id="50"/>
-    <w:bookmarkStart w:id="51" w:name="implications-for-building-design"/>
+    <w:bookmarkEnd w:id="51"/>
+    <w:bookmarkStart w:id="52" w:name="implications-for-building-design"/>
     <w:p>
       <w:pPr>
         <w:pStyle w:val="Heading2"/>
@@ -2878,8 +3358,8 @@
         <w:t xml:space="preserve">4.3 Implications for building design</w:t>
       </w:r>
     </w:p>
-    <w:bookmarkEnd w:id="51"/>
-    <w:bookmarkStart w:id="52" w:name="relationship-to-standards"/>
+    <w:bookmarkEnd w:id="52"/>
+    <w:bookmarkStart w:id="53" w:name="relationship-to-standards"/>
     <w:p>
       <w:pPr>
         <w:pStyle w:val="Heading2"/>
@@ -2888,8 +3368,8 @@
         <w:t xml:space="preserve">4.4 Relationship to standards</w:t>
       </w:r>
     </w:p>
-    <w:bookmarkEnd w:id="52"/>
-    <w:bookmarkStart w:id="53" w:name="limitations"/>
+    <w:bookmarkEnd w:id="53"/>
+    <w:bookmarkStart w:id="54" w:name="limitations"/>
     <w:p>
       <w:pPr>
         <w:pStyle w:val="Heading2"/>
@@ -2898,9 +3378,9 @@
         <w:t xml:space="preserve">4.5 Limitations</w:t>
       </w:r>
     </w:p>
-    <w:bookmarkEnd w:id="53"/>
     <w:bookmarkEnd w:id="54"/>
-    <w:bookmarkStart w:id="56" w:name="conclusions"/>
+    <w:bookmarkEnd w:id="55"/>
+    <w:bookmarkStart w:id="57" w:name="conclusions"/>
     <w:p>
       <w:pPr>
         <w:pStyle w:val="Heading1"/>
@@ -2909,7 +3389,7 @@
         <w:t xml:space="preserve">5. Conclusions</w:t>
       </w:r>
     </w:p>
-    <w:bookmarkStart w:id="55" w:name="limitations-1"/>
+    <w:bookmarkStart w:id="56" w:name="limitations-1"/>
     <w:p>
       <w:pPr>
         <w:pStyle w:val="Heading2"/>
@@ -2918,9 +3398,9 @@
         <w:t xml:space="preserve">5.1 Limitations</w:t>
       </w:r>
     </w:p>
-    <w:bookmarkEnd w:id="55"/>
     <w:bookmarkEnd w:id="56"/>
-    <w:bookmarkStart w:id="57" w:name="conclusions-1"/>
+    <w:bookmarkEnd w:id="57"/>
+    <w:bookmarkStart w:id="58" w:name="conclusions-1"/>
     <w:p>
       <w:pPr>
         <w:pStyle w:val="Heading1"/>
@@ -2929,8 +3409,8 @@
         <w:t xml:space="preserve">6. Conclusions</w:t>
       </w:r>
     </w:p>
-    <w:bookmarkEnd w:id="57"/>
-    <w:bookmarkStart w:id="58" w:name="credit-authorship-contribution-statement"/>
+    <w:bookmarkEnd w:id="58"/>
+    <w:bookmarkStart w:id="59" w:name="credit-authorship-contribution-statement"/>
     <w:p>
       <w:pPr>
         <w:pStyle w:val="Heading1"/>
@@ -2991,8 +3471,8 @@
         <w:t xml:space="preserve">administration, Supervision, Writing - review &amp; editing.</w:t>
       </w:r>
     </w:p>
-    <w:bookmarkEnd w:id="58"/>
-    <w:bookmarkStart w:id="59" w:name="declaration-of-competing-interest"/>
+    <w:bookmarkEnd w:id="59"/>
+    <w:bookmarkStart w:id="60" w:name="declaration-of-competing-interest"/>
     <w:p>
       <w:pPr>
         <w:pStyle w:val="Heading1"/>
@@ -3045,8 +3525,8 @@
         <w:t xml:space="preserve">agencies, and utilities.</w:t>
       </w:r>
     </w:p>
-    <w:bookmarkEnd w:id="59"/>
-    <w:bookmarkStart w:id="60" w:name="data-availability"/>
+    <w:bookmarkEnd w:id="60"/>
+    <w:bookmarkStart w:id="61" w:name="data-availability"/>
     <w:p>
       <w:pPr>
         <w:pStyle w:val="Heading1"/>
@@ -3075,8 +3555,8 @@
         <w:t xml:space="preserve">following GitHub repository: XXX.</w:t>
       </w:r>
     </w:p>
-    <w:bookmarkEnd w:id="60"/>
-    <w:bookmarkStart w:id="61" w:name="X071796dd6bc546c91e96cca1cf5ff96599de61f"/>
+    <w:bookmarkEnd w:id="61"/>
+    <w:bookmarkStart w:id="62" w:name="X071796dd6bc546c91e96cca1cf5ff96599de61f"/>
     <w:p>
       <w:pPr>
         <w:pStyle w:val="Heading1"/>
@@ -3096,7 +3576,7 @@
         <w:t xml:space="preserve"> </w:t>
       </w:r>
       <w:r>
-        <w:t xml:space="preserve">ChatGPT to enhance the language and readability of the content.</w:t>
+        <w:t xml:space="preserve">Claude to enhance the language and readability of the content.</w:t>
       </w:r>
       <w:r>
         <w:t xml:space="preserve"> </w:t>
@@ -3111,8 +3591,8 @@
         <w:t xml:space="preserve">maintaining full accountability for the publication’s content.</w:t>
       </w:r>
     </w:p>
-    <w:bookmarkEnd w:id="61"/>
-    <w:bookmarkStart w:id="62" w:name="acknowledgements"/>
+    <w:bookmarkEnd w:id="62"/>
+    <w:bookmarkStart w:id="63" w:name="acknowledgements"/>
     <w:p>
       <w:pPr>
         <w:pStyle w:val="Heading1"/>
@@ -3132,29 +3612,11 @@
         <w:t xml:space="preserve"> </w:t>
       </w:r>
       <w:r>
-        <w:t xml:space="preserve">Berkeley supported this research. The authors also want to thank</w:t>
-      </w:r>
-      <w:r>
-        <w:t xml:space="preserve"> </w:t>
-      </w:r>
-      <w:r>
-        <w:t xml:space="preserve">dedicated undergraduate students Heijin Hong, Lana Fiona Lilienstein,</w:t>
-      </w:r>
-      <w:r>
-        <w:t xml:space="preserve"> </w:t>
-      </w:r>
-      <w:r>
-        <w:t xml:space="preserve">Kevin Kim and Gayle Boyd for their voluntary support throughout the</w:t>
-      </w:r>
-      <w:r>
-        <w:t xml:space="preserve"> </w:t>
-      </w:r>
-      <w:r>
-        <w:t xml:space="preserve">experimental phase.</w:t>
-      </w:r>
-    </w:p>
-    <w:bookmarkEnd w:id="62"/>
-    <w:bookmarkStart w:id="72" w:name="references"/>
+        <w:t xml:space="preserve">Berkeley supported this research.</w:t>
+      </w:r>
+    </w:p>
+    <w:bookmarkEnd w:id="63"/>
+    <w:bookmarkStart w:id="73" w:name="references"/>
     <w:p>
       <w:pPr>
         <w:pStyle w:val="Heading1"/>
@@ -3163,8 +3625,8 @@
         <w:t xml:space="preserve">References</w:t>
       </w:r>
     </w:p>
-    <w:bookmarkStart w:id="71" w:name="refs"/>
-    <w:bookmarkStart w:id="63" w:name="ref-ashraeANSIASHRAEStandard2023"/>
+    <w:bookmarkStart w:id="72" w:name="refs"/>
+    <w:bookmarkStart w:id="64" w:name="ref-ashraeANSIASHRAEStandard2023"/>
     <w:p>
       <w:pPr>
         <w:pStyle w:val="Bibliography"/>
@@ -3312,8 +3774,8 @@
         <w:t xml:space="preserve">. American Society of Heating, Refrigerating; Air-Conditioning Engineers.</w:t>
       </w:r>
     </w:p>
-    <w:bookmarkEnd w:id="63"/>
-    <w:bookmarkStart w:id="65" w:name="X9df5917af8f84de39d37f25bb914b381b4d01ad"/>
+    <w:bookmarkEnd w:id="64"/>
+    <w:bookmarkStart w:id="66" w:name="X9df5917af8f84de39d37f25bb914b381b4d01ad"/>
     <w:p>
       <w:pPr>
         <w:pStyle w:val="Bibliography"/>
@@ -3389,7 +3851,7 @@
       <w:r>
         <w:t xml:space="preserve"> </w:t>
       </w:r>
-      <w:hyperlink r:id="rId64">
+      <w:hyperlink r:id="rId65">
         <w:r>
           <w:rPr>
             <w:rStyle w:val="Hyperlink"/>
@@ -3398,8 +3860,8 @@
         </w:r>
       </w:hyperlink>
     </w:p>
-    <w:bookmarkEnd w:id="65"/>
-    <w:bookmarkStart w:id="66" w:name="ref-heiselbergDraftComfortReview1994"/>
+    <w:bookmarkEnd w:id="66"/>
+    <w:bookmarkStart w:id="67" w:name="ref-heiselbergDraftComfortReview1994"/>
     <w:p>
       <w:pPr>
         <w:pStyle w:val="Bibliography"/>
@@ -3434,8 +3896,8 @@
         <w:t xml:space="preserve">, 1073–1081.</w:t>
       </w:r>
     </w:p>
-    <w:bookmarkEnd w:id="66"/>
-    <w:bookmarkStart w:id="68" w:name="X0e41857b9754d3f46055296e8711d0a459bcc8a"/>
+    <w:bookmarkEnd w:id="67"/>
+    <w:bookmarkStart w:id="69" w:name="X0e41857b9754d3f46055296e8711d0a459bcc8a"/>
     <w:p>
       <w:pPr>
         <w:pStyle w:val="Bibliography"/>
@@ -3472,7 +3934,7 @@
       <w:r>
         <w:t xml:space="preserve"> </w:t>
       </w:r>
-      <w:hyperlink r:id="rId67">
+      <w:hyperlink r:id="rId68">
         <w:r>
           <w:rPr>
             <w:rStyle w:val="Hyperlink"/>
@@ -3481,8 +3943,8 @@
         </w:r>
       </w:hyperlink>
     </w:p>
-    <w:bookmarkEnd w:id="68"/>
-    <w:bookmarkStart w:id="70" w:name="ref-schiavonSensationDraftUncovered2016"/>
+    <w:bookmarkEnd w:id="69"/>
+    <w:bookmarkStart w:id="71" w:name="ref-schiavonSensationDraftUncovered2016"/>
     <w:p>
       <w:pPr>
         <w:pStyle w:val="Bibliography"/>
@@ -3519,7 +3981,7 @@
       <w:r>
         <w:t xml:space="preserve"> </w:t>
       </w:r>
-      <w:hyperlink r:id="rId69">
+      <w:hyperlink r:id="rId70">
         <w:r>
           <w:rPr>
             <w:rStyle w:val="Hyperlink"/>
@@ -3528,9 +3990,9 @@
         </w:r>
       </w:hyperlink>
     </w:p>
-    <w:bookmarkEnd w:id="70"/>
     <w:bookmarkEnd w:id="71"/>
     <w:bookmarkEnd w:id="72"/>
+    <w:bookmarkEnd w:id="73"/>
     <w:sectPr>
       <w:footnotePr>
         <w:numRestart w:val="eachSect"/>
@@ -3810,109 +4272,6 @@
       </w:pPr>
     </w:lvl>
   </w:abstractNum>
-  <w:abstractNum w:abstractNumId="991">
-    <w:nsid w:val="0000A991"/>
-    <w:multiLevelType w:val="multilevel"/>
-    <w:lvl w:ilvl="0">
-      <w:numFmt w:val="bullet"/>
-      <w:lvlText w:val=""/>
-      <w:lvlJc w:val="left"/>
-      <w:pPr>
-        <w:ind w:left="720" w:hanging="360"/>
-      </w:pPr>
-      <w:rPr>
-        <w:rFonts w:ascii="Symbol" w:hAnsi="Symbol" w:cs="Symbol" w:hint="default"/>
-      </w:rPr>
-    </w:lvl>
-    <w:lvl w:ilvl="1">
-      <w:numFmt w:val="bullet"/>
-      <w:lvlText w:val="o"/>
-      <w:lvlJc w:val="left"/>
-      <w:pPr>
-        <w:ind w:left="1440" w:hanging="360"/>
-      </w:pPr>
-      <w:rPr>
-        <w:rFonts w:ascii="Courier New" w:hAnsi="Courier New" w:cs="Courier New" w:hint="default"/>
-      </w:rPr>
-    </w:lvl>
-    <w:lvl w:ilvl="2">
-      <w:numFmt w:val="bullet"/>
-      <w:lvlText w:val=""/>
-      <w:lvlJc w:val="left"/>
-      <w:pPr>
-        <w:ind w:left="2160" w:hanging="360"/>
-      </w:pPr>
-      <w:rPr>
-        <w:rFonts w:ascii="Wingdings" w:hAnsi="Wingdings" w:cs="Wingdings" w:hint="default"/>
-      </w:rPr>
-    </w:lvl>
-    <w:lvl w:ilvl="3">
-      <w:numFmt w:val="bullet"/>
-      <w:lvlText w:val=""/>
-      <w:lvlJc w:val="left"/>
-      <w:pPr>
-        <w:ind w:left="2880" w:hanging="360"/>
-      </w:pPr>
-      <w:rPr>
-        <w:rFonts w:ascii="Symbol" w:hAnsi="Symbol" w:cs="Symbol" w:hint="default"/>
-      </w:rPr>
-    </w:lvl>
-    <w:lvl w:ilvl="4">
-      <w:numFmt w:val="bullet"/>
-      <w:lvlText w:val="o"/>
-      <w:lvlJc w:val="left"/>
-      <w:pPr>
-        <w:ind w:left="3600" w:hanging="360"/>
-      </w:pPr>
-      <w:rPr>
-        <w:rFonts w:ascii="Courier New" w:hAnsi="Courier New" w:cs="Courier New" w:hint="default"/>
-      </w:rPr>
-    </w:lvl>
-    <w:lvl w:ilvl="5">
-      <w:numFmt w:val="bullet"/>
-      <w:lvlText w:val=""/>
-      <w:lvlJc w:val="left"/>
-      <w:pPr>
-        <w:ind w:left="4320" w:hanging="360"/>
-      </w:pPr>
-      <w:rPr>
-        <w:rFonts w:ascii="Wingdings" w:hAnsi="Wingdings" w:cs="Wingdings" w:hint="default"/>
-      </w:rPr>
-    </w:lvl>
-    <w:lvl w:ilvl="6">
-      <w:numFmt w:val="bullet"/>
-      <w:lvlText w:val=""/>
-      <w:lvlJc w:val="left"/>
-      <w:pPr>
-        <w:ind w:left="5040" w:hanging="360"/>
-      </w:pPr>
-      <w:rPr>
-        <w:rFonts w:ascii="Symbol" w:hAnsi="Symbol" w:cs="Symbol" w:hint="default"/>
-      </w:rPr>
-    </w:lvl>
-    <w:lvl w:ilvl="7">
-      <w:numFmt w:val="bullet"/>
-      <w:lvlText w:val="o"/>
-      <w:lvlJc w:val="left"/>
-      <w:pPr>
-        <w:ind w:left="5760" w:hanging="360"/>
-      </w:pPr>
-      <w:rPr>
-        <w:rFonts w:ascii="Courier New" w:hAnsi="Courier New" w:cs="Courier New" w:hint="default"/>
-      </w:rPr>
-    </w:lvl>
-    <w:lvl w:ilvl="8">
-      <w:numFmt w:val="bullet"/>
-      <w:lvlText w:val=""/>
-      <w:lvlJc w:val="left"/>
-      <w:pPr>
-        <w:ind w:left="6480" w:hanging="360"/>
-      </w:pPr>
-      <w:rPr>
-        <w:rFonts w:ascii="Wingdings" w:hAnsi="Wingdings" w:cs="Wingdings" w:hint="default"/>
-      </w:rPr>
-    </w:lvl>
-  </w:abstractNum>
   <w:num w16cid:durableId="1525049132" w:numId="1">
     <w:abstractNumId w:val="0"/>
   </w:num>
@@ -3921,9 +4280,6 @@
   </w:num>
   <w:num w:numId="1000">
     <w:abstractNumId w:val="990"/>
-  </w:num>
-  <w:num w:numId="1001">
-    <w:abstractNumId w:val="991"/>
   </w:num>
 </w:numbering>
 </file>

--- a/manuscript/manuscript.docx
+++ b/manuscript/manuscript.docx
@@ -47,7 +47,7 @@
         <w:pStyle w:val="Date"/>
       </w:pPr>
       <w:r>
-        <w:t xml:space="preserve">2026-03-24</w:t>
+        <w:t xml:space="preserve">2026-04-09</w:t>
       </w:r>
     </w:p>
     <w:p>
@@ -755,6 +755,14 @@
       </w:r>
       <w:r>
         <w:t xml:space="preserve">the ASHRAE seven-point scale.</w:t>
+      </w:r>
+    </w:p>
+    <w:p>
+      <w:pPr>
+        <w:pStyle w:val="BodyText"/>
+      </w:pPr>
+      <w:r>
+        <w:t xml:space="preserve">PLACEHOLDER GRAPHIC</w:t>
       </w:r>
     </w:p>
     <w:p>
@@ -2081,7 +2089,7 @@
                     <w:jc w:val="center"/>
                   </w:pPr>
                   <w:r>
-                    <w:t xml:space="preserve">all</w:t>
+                    <w:t xml:space="preserve">All</w:t>
                   </w:r>
                 </w:p>
               </w:tc>
@@ -2161,7 +2169,7 @@
                     <w:jc w:val="center"/>
                   </w:pPr>
                   <w:r>
-                    <w:t xml:space="preserve">female</w:t>
+                    <w:t xml:space="preserve">Female</w:t>
                   </w:r>
                 </w:p>
               </w:tc>
@@ -2241,7 +2249,7 @@
                     <w:jc w:val="center"/>
                   </w:pPr>
                   <w:r>
-                    <w:t xml:space="preserve">male</w:t>
+                    <w:t xml:space="preserve">Male</w:t>
                   </w:r>
                 </w:p>
               </w:tc>
@@ -2321,7 +2329,7 @@
                     <w:jc w:val="center"/>
                   </w:pPr>
                   <w:r>
-                    <w:t xml:space="preserve">third gender / other</w:t>
+                    <w:t xml:space="preserve">Third Gender / Other</w:t>
                   </w:r>
                 </w:p>
               </w:tc>
@@ -2504,7 +2512,7 @@
                     <w:jc w:val="center"/>
                   </w:pPr>
                   <w:r>
-                    <w:t xml:space="preserve">t_air_c</w:t>
+                    <w:t xml:space="preserve">Room Air Temp.(°C)</w:t>
                   </w:r>
                 </w:p>
               </w:tc>
@@ -2558,7 +2566,7 @@
                     <w:jc w:val="center"/>
                   </w:pPr>
                   <w:r>
-                    <w:t xml:space="preserve">rh_percent</w:t>
+                    <w:t xml:space="preserve">Relative Humidity (%)</w:t>
                   </w:r>
                 </w:p>
               </w:tc>
@@ -2612,7 +2620,16 @@
                     <w:jc w:val="center"/>
                   </w:pPr>
                   <w:r>
-                    <w:t xml:space="preserve">low_v_air_s</w:t>
+                    <w:t xml:space="preserve">v</w:t>
+                  </w:r>
+                  <w:r>
+                    <w:t xml:space="preserve">air,low</w:t>
+                  </w:r>
+                  <w:r>
+                    <w:t xml:space="preserve"> </w:t>
+                  </w:r>
+                  <w:r>
+                    <w:t xml:space="preserve">(m/s)</w:t>
                   </w:r>
                 </w:p>
               </w:tc>
@@ -2666,7 +2683,7 @@
                     <w:jc w:val="center"/>
                   </w:pPr>
                   <w:r>
-                    <w:t xml:space="preserve">med_v_air_s</w:t>
+                    <w:t xml:space="preserve">Med Airspeed (m/s)</w:t>
                   </w:r>
                 </w:p>
               </w:tc>
@@ -2720,7 +2737,7 @@
                     <w:jc w:val="center"/>
                   </w:pPr>
                   <w:r>
-                    <w:t xml:space="preserve">high_v_air_s</w:t>
+                    <w:t xml:space="preserve">High Airspeed (m/s)</w:t>
                   </w:r>
                 </w:p>
               </w:tc>
@@ -2774,7 +2791,7 @@
                     <w:jc w:val="center"/>
                   </w:pPr>
                   <w:r>
-                    <w:t xml:space="preserve">low_t_supply_c</w:t>
+                    <w:t xml:space="preserve">Low Supply Temp (°C)</w:t>
                   </w:r>
                 </w:p>
               </w:tc>
@@ -2828,7 +2845,7 @@
                     <w:jc w:val="center"/>
                   </w:pPr>
                   <w:r>
-                    <w:t xml:space="preserve">med_t_supply_c</w:t>
+                    <w:t xml:space="preserve">Med Supply Temp (°C)</w:t>
                   </w:r>
                 </w:p>
               </w:tc>
@@ -2882,7 +2899,7 @@
                     <w:jc w:val="center"/>
                   </w:pPr>
                   <w:r>
-                    <w:t xml:space="preserve">high_t_supply_c</w:t>
+                    <w:t xml:space="preserve">High Supply Temp (°C)</w:t>
                   </w:r>
                 </w:p>
               </w:tc>
@@ -2936,7 +2953,7 @@
                     <w:jc w:val="center"/>
                   </w:pPr>
                   <w:r>
-                    <w:t xml:space="preserve">low_turbulence_intensity</w:t>
+                    <w:t xml:space="preserve">Low Turbulence (%)</w:t>
                   </w:r>
                 </w:p>
               </w:tc>
@@ -2990,7 +3007,7 @@
                     <w:jc w:val="center"/>
                   </w:pPr>
                   <w:r>
-                    <w:t xml:space="preserve">med_turbulence_intensity</w:t>
+                    <w:t xml:space="preserve">Med Turbulence (%)</w:t>
                   </w:r>
                 </w:p>
               </w:tc>
@@ -3044,7 +3061,7 @@
                     <w:jc w:val="center"/>
                   </w:pPr>
                   <w:r>
-                    <w:t xml:space="preserve">high_turbulence_intensity</w:t>
+                    <w:t xml:space="preserve">High Turbulence (%)</w:t>
                   </w:r>
                 </w:p>
               </w:tc>
@@ -3532,7 +3549,7 @@
         <w:pStyle w:val="Heading1"/>
       </w:pPr>
       <w:r>
-        <w:t xml:space="preserve">7. Data availability</w:t>
+        <w:t xml:space="preserve">Data availability</w:t>
       </w:r>
     </w:p>
     <w:p>
@@ -3562,7 +3579,7 @@
         <w:pStyle w:val="Heading1"/>
       </w:pPr>
       <w:r>
-        <w:t xml:space="preserve">8. Declaration of Generative AI and AI-assisted technologies in the writing process</w:t>
+        <w:t xml:space="preserve">Declaration of Generative AI and AI-assisted technologies in the writing process</w:t>
       </w:r>
     </w:p>
     <w:p>
